--- a/BaiTap_PhanTichTamLyHoc/BaoCao_EDA_StudentDepression.docx
+++ b/BaiTap_PhanTichTamLyHoc/BaoCao_EDA_StudentDepression.docx
@@ -1770,7 +1770,7 @@
     </w:p>
     <w:p>
       <w:pPr>
-        <w:shd w:fill="1F4E79" w:val="clear"/>
+        <w:shd w:fill="000000" w:val="clear"/>
         <w:spacing w:after="160" w:before="0"/>
         <w:outlineLvl w:val="0"/>
       </w:pPr>
@@ -1805,7 +1805,7 @@
       <w:pPr>
         <w:pStyle w:val="Heading2"/>
         <w:pBdr>
-          <w:bottom w:val="single" w:color="2563EB" w:sz="3" w:space="4"/>
+          <w:bottom w:val="single" w:color="000000" w:sz="3" w:space="4"/>
         </w:pBdr>
         <w:spacing w:after="120" w:before="200"/>
       </w:pPr>
@@ -1814,7 +1814,7 @@
           <w:rFonts w:ascii="Times New Roman" w:cs="Times New Roman" w:eastAsia="Times New Roman" w:hAnsi="Times New Roman"/>
           <w:b/>
           <w:bCs/>
-          <w:color w:val="2563EB"/>
+          <w:color w:val="000000"/>
           <w:sz w:val="28"/>
           <w:szCs w:val="28"/>
         </w:rPr>
@@ -1920,7 +1920,7 @@
       <w:pPr>
         <w:pStyle w:val="Heading2"/>
         <w:pBdr>
-          <w:bottom w:val="single" w:color="2563EB" w:sz="3" w:space="4"/>
+          <w:bottom w:val="single" w:color="000000" w:sz="3" w:space="4"/>
         </w:pBdr>
         <w:spacing w:after="120" w:before="200"/>
       </w:pPr>
@@ -1929,7 +1929,7 @@
           <w:rFonts w:ascii="Times New Roman" w:cs="Times New Roman" w:eastAsia="Times New Roman" w:hAnsi="Times New Roman"/>
           <w:b/>
           <w:bCs/>
-          <w:color w:val="2563EB"/>
+          <w:color w:val="000000"/>
           <w:sz w:val="28"/>
           <w:szCs w:val="28"/>
         </w:rPr>
@@ -1967,7 +1967,7 @@
               <w:bottom w:val="single" w:color="BFBFBF" w:sz="4"/>
               <w:right w:val="single" w:color="BFBFBF" w:sz="4"/>
             </w:tcBorders>
-            <w:shd w:fill="1F4E79" w:val="clear"/>
+            <w:shd w:fill="000000" w:val="clear"/>
             <w:tcMar>
               <w:top w:type="dxa" w:w="80"/>
               <w:left w:type="dxa" w:w="140"/>
@@ -2002,7 +2002,7 @@
               <w:bottom w:val="single" w:color="BFBFBF" w:sz="4"/>
               <w:right w:val="single" w:color="BFBFBF" w:sz="4"/>
             </w:tcBorders>
-            <w:shd w:fill="1F4E79" w:val="clear"/>
+            <w:shd w:fill="000000" w:val="clear"/>
             <w:tcMar>
               <w:top w:type="dxa" w:w="80"/>
               <w:left w:type="dxa" w:w="140"/>
@@ -2037,7 +2037,7 @@
               <w:bottom w:val="single" w:color="BFBFBF" w:sz="4"/>
               <w:right w:val="single" w:color="BFBFBF" w:sz="4"/>
             </w:tcBorders>
-            <w:shd w:fill="1F4E79" w:val="clear"/>
+            <w:shd w:fill="000000" w:val="clear"/>
             <w:tcMar>
               <w:top w:type="dxa" w:w="80"/>
               <w:left w:type="dxa" w:w="140"/>
@@ -2095,7 +2095,7 @@
                 <w:rFonts w:ascii="Times New Roman" w:cs="Times New Roman" w:eastAsia="Times New Roman" w:hAnsi="Times New Roman"/>
                 <w:b/>
                 <w:bCs/>
-                <w:color w:val="2563EB"/>
+                <w:color w:val="000000"/>
                 <w:sz w:val="22"/>
                 <w:szCs w:val="22"/>
               </w:rPr>
@@ -2205,7 +2205,7 @@
                 <w:rFonts w:ascii="Times New Roman" w:cs="Times New Roman" w:eastAsia="Times New Roman" w:hAnsi="Times New Roman"/>
                 <w:b/>
                 <w:bCs/>
-                <w:color w:val="2563EB"/>
+                <w:color w:val="000000"/>
                 <w:sz w:val="22"/>
                 <w:szCs w:val="22"/>
               </w:rPr>
@@ -2315,7 +2315,7 @@
                 <w:rFonts w:ascii="Times New Roman" w:cs="Times New Roman" w:eastAsia="Times New Roman" w:hAnsi="Times New Roman"/>
                 <w:b/>
                 <w:bCs/>
-                <w:color w:val="2563EB"/>
+                <w:color w:val="000000"/>
                 <w:sz w:val="22"/>
                 <w:szCs w:val="22"/>
               </w:rPr>
@@ -2425,7 +2425,7 @@
                 <w:rFonts w:ascii="Times New Roman" w:cs="Times New Roman" w:eastAsia="Times New Roman" w:hAnsi="Times New Roman"/>
                 <w:b/>
                 <w:bCs/>
-                <w:color w:val="2563EB"/>
+                <w:color w:val="000000"/>
                 <w:sz w:val="22"/>
                 <w:szCs w:val="22"/>
               </w:rPr>
@@ -2507,8 +2507,9 @@
     </w:tbl>
     <w:p>
       <w:pPr>
-        <w:spacing w:after="120" w:before="80"/>
-        <w:ind w:left="360"/>
+        <w:shd w:fill="F2F2F2" w:val="clear"/>
+        <w:spacing w:after="130" w:before="100"/>
+        <w:ind w:left="200" w:right="200"/>
         <w:jc w:val="both"/>
       </w:pPr>
       <w:r>
@@ -2516,18 +2517,6 @@
           <w:rFonts w:ascii="Times New Roman" w:cs="Times New Roman" w:eastAsia="Times New Roman" w:hAnsi="Times New Roman"/>
           <w:b/>
           <w:bCs/>
-          <w:color w:val="375623"/>
-          <w:sz w:val="28"/>
-          <w:szCs w:val="28"/>
-        </w:rPr>
-        <w:t xml:space="preserve">✔ </w:t>
-      </w:r>
-      <w:r>
-        <w:rPr>
-          <w:rFonts w:ascii="Times New Roman" w:cs="Times New Roman" w:eastAsia="Times New Roman" w:hAnsi="Times New Roman"/>
-          <w:b/>
-          <w:bCs/>
-          <w:color w:val="1B2A4A"/>
           <w:sz w:val="28"/>
           <w:szCs w:val="28"/>
         </w:rPr>
@@ -2544,7 +2533,7 @@
     </w:p>
     <w:p>
       <w:pPr>
-        <w:shd w:fill="1F4E79" w:val="clear"/>
+        <w:shd w:fill="000000" w:val="clear"/>
         <w:spacing w:after="160" w:before="0"/>
         <w:outlineLvl w:val="0"/>
       </w:pPr>
@@ -2564,7 +2553,7 @@
       <w:pPr>
         <w:pStyle w:val="Heading2"/>
         <w:pBdr>
-          <w:bottom w:val="single" w:color="2563EB" w:sz="3" w:space="4"/>
+          <w:bottom w:val="single" w:color="000000" w:sz="3" w:space="4"/>
         </w:pBdr>
         <w:spacing w:after="120" w:before="200"/>
       </w:pPr>
@@ -2573,7 +2562,7 @@
           <w:rFonts w:ascii="Times New Roman" w:cs="Times New Roman" w:eastAsia="Times New Roman" w:hAnsi="Times New Roman"/>
           <w:b/>
           <w:bCs/>
-          <w:color w:val="2563EB"/>
+          <w:color w:val="000000"/>
           <w:sz w:val="28"/>
           <w:szCs w:val="28"/>
         </w:rPr>
@@ -2627,7 +2616,7 @@
                 <w:rFonts w:ascii="Times New Roman" w:cs="Times New Roman" w:eastAsia="Times New Roman" w:hAnsi="Times New Roman"/>
                 <w:b/>
                 <w:bCs/>
-                <w:color w:val="2563EB"/>
+                <w:color w:val="000000"/>
                 <w:sz w:val="24"/>
                 <w:szCs w:val="24"/>
               </w:rPr>
@@ -2702,7 +2691,7 @@
                 <w:rFonts w:ascii="Times New Roman" w:cs="Times New Roman" w:eastAsia="Times New Roman" w:hAnsi="Times New Roman"/>
                 <w:b/>
                 <w:bCs/>
-                <w:color w:val="2563EB"/>
+                <w:color w:val="000000"/>
                 <w:sz w:val="24"/>
                 <w:szCs w:val="24"/>
               </w:rPr>
@@ -2777,7 +2766,7 @@
                 <w:rFonts w:ascii="Times New Roman" w:cs="Times New Roman" w:eastAsia="Times New Roman" w:hAnsi="Times New Roman"/>
                 <w:b/>
                 <w:bCs/>
-                <w:color w:val="2563EB"/>
+                <w:color w:val="000000"/>
                 <w:sz w:val="24"/>
                 <w:szCs w:val="24"/>
               </w:rPr>
@@ -2852,7 +2841,7 @@
                 <w:rFonts w:ascii="Times New Roman" w:cs="Times New Roman" w:eastAsia="Times New Roman" w:hAnsi="Times New Roman"/>
                 <w:b/>
                 <w:bCs/>
-                <w:color w:val="2563EB"/>
+                <w:color w:val="000000"/>
                 <w:sz w:val="24"/>
                 <w:szCs w:val="24"/>
               </w:rPr>
@@ -2927,7 +2916,7 @@
                 <w:rFonts w:ascii="Times New Roman" w:cs="Times New Roman" w:eastAsia="Times New Roman" w:hAnsi="Times New Roman"/>
                 <w:b/>
                 <w:bCs/>
-                <w:color w:val="2563EB"/>
+                <w:color w:val="000000"/>
                 <w:sz w:val="24"/>
                 <w:szCs w:val="24"/>
               </w:rPr>
@@ -3002,7 +2991,7 @@
                 <w:rFonts w:ascii="Times New Roman" w:cs="Times New Roman" w:eastAsia="Times New Roman" w:hAnsi="Times New Roman"/>
                 <w:b/>
                 <w:bCs/>
-                <w:color w:val="2563EB"/>
+                <w:color w:val="000000"/>
                 <w:sz w:val="24"/>
                 <w:szCs w:val="24"/>
               </w:rPr>
@@ -3077,7 +3066,7 @@
                 <w:rFonts w:ascii="Times New Roman" w:cs="Times New Roman" w:eastAsia="Times New Roman" w:hAnsi="Times New Roman"/>
                 <w:b/>
                 <w:bCs/>
-                <w:color w:val="2563EB"/>
+                <w:color w:val="000000"/>
                 <w:sz w:val="24"/>
                 <w:szCs w:val="24"/>
               </w:rPr>
@@ -3141,7 +3130,7 @@
       <w:pPr>
         <w:pStyle w:val="Heading2"/>
         <w:pBdr>
-          <w:bottom w:val="single" w:color="2563EB" w:sz="3" w:space="4"/>
+          <w:bottom w:val="single" w:color="000000" w:sz="3" w:space="4"/>
         </w:pBdr>
         <w:spacing w:after="120" w:before="200"/>
       </w:pPr>
@@ -3150,7 +3139,7 @@
           <w:rFonts w:ascii="Times New Roman" w:cs="Times New Roman" w:eastAsia="Times New Roman" w:hAnsi="Times New Roman"/>
           <w:b/>
           <w:bCs/>
-          <w:color w:val="2563EB"/>
+          <w:color w:val="000000"/>
           <w:sz w:val="28"/>
           <w:szCs w:val="28"/>
         </w:rPr>
@@ -3188,7 +3177,7 @@
               <w:bottom w:val="single" w:color="BFBFBF" w:sz="4"/>
               <w:right w:val="single" w:color="BFBFBF" w:sz="4"/>
             </w:tcBorders>
-            <w:shd w:fill="1F4E79" w:val="clear"/>
+            <w:shd w:fill="000000" w:val="clear"/>
             <w:tcMar>
               <w:top w:type="dxa" w:w="80"/>
               <w:left w:type="dxa" w:w="140"/>
@@ -3223,7 +3212,7 @@
               <w:bottom w:val="single" w:color="BFBFBF" w:sz="4"/>
               <w:right w:val="single" w:color="BFBFBF" w:sz="4"/>
             </w:tcBorders>
-            <w:shd w:fill="1F4E79" w:val="clear"/>
+            <w:shd w:fill="000000" w:val="clear"/>
             <w:tcMar>
               <w:top w:type="dxa" w:w="80"/>
               <w:left w:type="dxa" w:w="140"/>
@@ -3258,7 +3247,7 @@
               <w:bottom w:val="single" w:color="BFBFBF" w:sz="4"/>
               <w:right w:val="single" w:color="BFBFBF" w:sz="4"/>
             </w:tcBorders>
-            <w:shd w:fill="1F4E79" w:val="clear"/>
+            <w:shd w:fill="000000" w:val="clear"/>
             <w:tcMar>
               <w:top w:type="dxa" w:w="80"/>
               <w:left w:type="dxa" w:w="140"/>
@@ -3316,7 +3305,7 @@
                 <w:rFonts w:ascii="Times New Roman" w:cs="Times New Roman" w:eastAsia="Times New Roman" w:hAnsi="Times New Roman"/>
                 <w:b/>
                 <w:bCs/>
-                <w:color w:val="2563EB"/>
+                <w:color w:val="000000"/>
                 <w:sz w:val="22"/>
                 <w:szCs w:val="22"/>
               </w:rPr>
@@ -3426,7 +3415,7 @@
                 <w:rFonts w:ascii="Times New Roman" w:cs="Times New Roman" w:eastAsia="Times New Roman" w:hAnsi="Times New Roman"/>
                 <w:b/>
                 <w:bCs/>
-                <w:color w:val="2563EB"/>
+                <w:color w:val="000000"/>
                 <w:sz w:val="22"/>
                 <w:szCs w:val="22"/>
               </w:rPr>
@@ -3536,7 +3525,7 @@
                 <w:rFonts w:ascii="Times New Roman" w:cs="Times New Roman" w:eastAsia="Times New Roman" w:hAnsi="Times New Roman"/>
                 <w:b/>
                 <w:bCs/>
-                <w:color w:val="2563EB"/>
+                <w:color w:val="000000"/>
                 <w:sz w:val="22"/>
                 <w:szCs w:val="22"/>
               </w:rPr>
@@ -3646,7 +3635,7 @@
                 <w:rFonts w:ascii="Times New Roman" w:cs="Times New Roman" w:eastAsia="Times New Roman" w:hAnsi="Times New Roman"/>
                 <w:b/>
                 <w:bCs/>
-                <w:color w:val="2563EB"/>
+                <w:color w:val="000000"/>
                 <w:sz w:val="22"/>
                 <w:szCs w:val="22"/>
               </w:rPr>
@@ -3756,7 +3745,7 @@
                 <w:rFonts w:ascii="Times New Roman" w:cs="Times New Roman" w:eastAsia="Times New Roman" w:hAnsi="Times New Roman"/>
                 <w:b/>
                 <w:bCs/>
-                <w:color w:val="2563EB"/>
+                <w:color w:val="000000"/>
                 <w:sz w:val="22"/>
                 <w:szCs w:val="22"/>
               </w:rPr>
@@ -3866,7 +3855,7 @@
                 <w:rFonts w:ascii="Times New Roman" w:cs="Times New Roman" w:eastAsia="Times New Roman" w:hAnsi="Times New Roman"/>
                 <w:b/>
                 <w:bCs/>
-                <w:color w:val="2563EB"/>
+                <w:color w:val="000000"/>
                 <w:sz w:val="22"/>
                 <w:szCs w:val="22"/>
               </w:rPr>
@@ -3976,7 +3965,7 @@
                 <w:rFonts w:ascii="Times New Roman" w:cs="Times New Roman" w:eastAsia="Times New Roman" w:hAnsi="Times New Roman"/>
                 <w:b/>
                 <w:bCs/>
-                <w:color w:val="2563EB"/>
+                <w:color w:val="000000"/>
                 <w:sz w:val="22"/>
                 <w:szCs w:val="22"/>
               </w:rPr>
@@ -4086,7 +4075,7 @@
                 <w:rFonts w:ascii="Times New Roman" w:cs="Times New Roman" w:eastAsia="Times New Roman" w:hAnsi="Times New Roman"/>
                 <w:b/>
                 <w:bCs/>
-                <w:color w:val="2563EB"/>
+                <w:color w:val="000000"/>
                 <w:sz w:val="22"/>
                 <w:szCs w:val="22"/>
               </w:rPr>
@@ -4196,7 +4185,7 @@
                 <w:rFonts w:ascii="Times New Roman" w:cs="Times New Roman" w:eastAsia="Times New Roman" w:hAnsi="Times New Roman"/>
                 <w:b/>
                 <w:bCs/>
-                <w:color w:val="2563EB"/>
+                <w:color w:val="000000"/>
                 <w:sz w:val="22"/>
                 <w:szCs w:val="22"/>
               </w:rPr>
@@ -4306,7 +4295,7 @@
                 <w:rFonts w:ascii="Times New Roman" w:cs="Times New Roman" w:eastAsia="Times New Roman" w:hAnsi="Times New Roman"/>
                 <w:b/>
                 <w:bCs/>
-                <w:color w:val="2563EB"/>
+                <w:color w:val="000000"/>
                 <w:sz w:val="22"/>
                 <w:szCs w:val="22"/>
               </w:rPr>
@@ -4416,7 +4405,7 @@
                 <w:rFonts w:ascii="Times New Roman" w:cs="Times New Roman" w:eastAsia="Times New Roman" w:hAnsi="Times New Roman"/>
                 <w:b/>
                 <w:bCs/>
-                <w:color w:val="2563EB"/>
+                <w:color w:val="000000"/>
                 <w:sz w:val="22"/>
                 <w:szCs w:val="22"/>
               </w:rPr>
@@ -4526,7 +4515,7 @@
                 <w:rFonts w:ascii="Times New Roman" w:cs="Times New Roman" w:eastAsia="Times New Roman" w:hAnsi="Times New Roman"/>
                 <w:b/>
                 <w:bCs/>
-                <w:color w:val="2563EB"/>
+                <w:color w:val="000000"/>
                 <w:sz w:val="22"/>
                 <w:szCs w:val="22"/>
               </w:rPr>
@@ -4636,7 +4625,7 @@
                 <w:rFonts w:ascii="Times New Roman" w:cs="Times New Roman" w:eastAsia="Times New Roman" w:hAnsi="Times New Roman"/>
                 <w:b/>
                 <w:bCs/>
-                <w:color w:val="2563EB"/>
+                <w:color w:val="000000"/>
                 <w:sz w:val="22"/>
                 <w:szCs w:val="22"/>
               </w:rPr>
@@ -4746,7 +4735,7 @@
                 <w:rFonts w:ascii="Times New Roman" w:cs="Times New Roman" w:eastAsia="Times New Roman" w:hAnsi="Times New Roman"/>
                 <w:b/>
                 <w:bCs/>
-                <w:color w:val="2563EB"/>
+                <w:color w:val="000000"/>
                 <w:sz w:val="22"/>
                 <w:szCs w:val="22"/>
               </w:rPr>
@@ -4856,7 +4845,7 @@
                 <w:rFonts w:ascii="Times New Roman" w:cs="Times New Roman" w:eastAsia="Times New Roman" w:hAnsi="Times New Roman"/>
                 <w:b/>
                 <w:bCs/>
-                <w:color w:val="2563EB"/>
+                <w:color w:val="000000"/>
                 <w:sz w:val="22"/>
                 <w:szCs w:val="22"/>
               </w:rPr>
@@ -4966,7 +4955,7 @@
                 <w:rFonts w:ascii="Times New Roman" w:cs="Times New Roman" w:eastAsia="Times New Roman" w:hAnsi="Times New Roman"/>
                 <w:b/>
                 <w:bCs/>
-                <w:color w:val="2563EB"/>
+                <w:color w:val="000000"/>
                 <w:sz w:val="22"/>
                 <w:szCs w:val="22"/>
               </w:rPr>
@@ -5076,7 +5065,7 @@
                 <w:rFonts w:ascii="Times New Roman" w:cs="Times New Roman" w:eastAsia="Times New Roman" w:hAnsi="Times New Roman"/>
                 <w:b/>
                 <w:bCs/>
-                <w:color w:val="2563EB"/>
+                <w:color w:val="000000"/>
                 <w:sz w:val="22"/>
                 <w:szCs w:val="22"/>
               </w:rPr>
@@ -5186,7 +5175,7 @@
                 <w:rFonts w:ascii="Times New Roman" w:cs="Times New Roman" w:eastAsia="Times New Roman" w:hAnsi="Times New Roman"/>
                 <w:b/>
                 <w:bCs/>
-                <w:color w:val="2563EB"/>
+                <w:color w:val="000000"/>
                 <w:sz w:val="22"/>
                 <w:szCs w:val="22"/>
               </w:rPr>
@@ -5276,7 +5265,7 @@
     </w:p>
     <w:p>
       <w:pPr>
-        <w:shd w:fill="1F4E79" w:val="clear"/>
+        <w:shd w:fill="000000" w:val="clear"/>
         <w:spacing w:after="160" w:before="0"/>
         <w:outlineLvl w:val="0"/>
       </w:pPr>
@@ -5296,7 +5285,7 @@
       <w:pPr>
         <w:pStyle w:val="Heading2"/>
         <w:pBdr>
-          <w:bottom w:val="single" w:color="2563EB" w:sz="3" w:space="4"/>
+          <w:bottom w:val="single" w:color="000000" w:sz="3" w:space="4"/>
         </w:pBdr>
         <w:spacing w:after="120" w:before="200"/>
       </w:pPr>
@@ -5305,7 +5294,7 @@
           <w:rFonts w:ascii="Times New Roman" w:cs="Times New Roman" w:eastAsia="Times New Roman" w:hAnsi="Times New Roman"/>
           <w:b/>
           <w:bCs/>
-          <w:color w:val="2563EB"/>
+          <w:color w:val="000000"/>
           <w:sz w:val="28"/>
           <w:szCs w:val="28"/>
         </w:rPr>
@@ -5359,7 +5348,7 @@
                 <w:rFonts w:ascii="Times New Roman" w:cs="Times New Roman" w:eastAsia="Times New Roman" w:hAnsi="Times New Roman"/>
                 <w:b/>
                 <w:bCs/>
-                <w:color w:val="2563EB"/>
+                <w:color w:val="000000"/>
                 <w:sz w:val="24"/>
                 <w:szCs w:val="24"/>
               </w:rPr>
@@ -5434,7 +5423,7 @@
                 <w:rFonts w:ascii="Times New Roman" w:cs="Times New Roman" w:eastAsia="Times New Roman" w:hAnsi="Times New Roman"/>
                 <w:b/>
                 <w:bCs/>
-                <w:color w:val="2563EB"/>
+                <w:color w:val="000000"/>
                 <w:sz w:val="24"/>
                 <w:szCs w:val="24"/>
               </w:rPr>
@@ -5509,7 +5498,7 @@
                 <w:rFonts w:ascii="Times New Roman" w:cs="Times New Roman" w:eastAsia="Times New Roman" w:hAnsi="Times New Roman"/>
                 <w:b/>
                 <w:bCs/>
-                <w:color w:val="2563EB"/>
+                <w:color w:val="000000"/>
                 <w:sz w:val="24"/>
                 <w:szCs w:val="24"/>
               </w:rPr>
@@ -5556,8 +5545,11 @@
     </w:tbl>
     <w:p>
       <w:pPr>
-        <w:spacing w:after="120" w:before="80"/>
-        <w:ind w:left="360"/>
+        <w:pBdr>
+          <w:left w:val="single" w:color="595959" w:sz="12" w:space="10"/>
+        </w:pBdr>
+        <w:spacing w:after="130" w:before="90"/>
+        <w:ind w:left="300"/>
         <w:jc w:val="both"/>
       </w:pPr>
       <w:r>
@@ -5565,11 +5557,10 @@
           <w:rFonts w:ascii="Times New Roman" w:cs="Times New Roman" w:eastAsia="Times New Roman" w:hAnsi="Times New Roman"/>
           <w:b/>
           <w:bCs/>
-          <w:color w:val="843C0C"/>
           <w:sz w:val="28"/>
           <w:szCs w:val="28"/>
         </w:rPr>
-        <w:t xml:space="preserve">⚠ Lưu ý: </w:t>
+        <w:t xml:space="preserve">Lưu ý: </w:t>
       </w:r>
       <w:r>
         <w:rPr>
@@ -5584,8 +5575,9 @@
     </w:p>
     <w:p>
       <w:pPr>
-        <w:spacing w:after="120" w:before="80"/>
-        <w:ind w:left="360"/>
+        <w:shd w:fill="F2F2F2" w:val="clear"/>
+        <w:spacing w:after="130" w:before="100"/>
+        <w:ind w:left="200" w:right="200"/>
         <w:jc w:val="both"/>
       </w:pPr>
       <w:r>
@@ -5593,18 +5585,6 @@
           <w:rFonts w:ascii="Times New Roman" w:cs="Times New Roman" w:eastAsia="Times New Roman" w:hAnsi="Times New Roman"/>
           <w:b/>
           <w:bCs/>
-          <w:color w:val="375623"/>
-          <w:sz w:val="28"/>
-          <w:szCs w:val="28"/>
-        </w:rPr>
-        <w:t xml:space="preserve">✔ </w:t>
-      </w:r>
-      <w:r>
-        <w:rPr>
-          <w:rFonts w:ascii="Times New Roman" w:cs="Times New Roman" w:eastAsia="Times New Roman" w:hAnsi="Times New Roman"/>
-          <w:b/>
-          <w:bCs/>
-          <w:color w:val="1B2A4A"/>
           <w:sz w:val="28"/>
           <w:szCs w:val="28"/>
         </w:rPr>
@@ -5615,7 +5595,7 @@
       <w:pPr>
         <w:pStyle w:val="Heading2"/>
         <w:pBdr>
-          <w:bottom w:val="single" w:color="2563EB" w:sz="3" w:space="4"/>
+          <w:bottom w:val="single" w:color="000000" w:sz="3" w:space="4"/>
         </w:pBdr>
         <w:spacing w:after="120" w:before="200"/>
       </w:pPr>
@@ -5624,7 +5604,7 @@
           <w:rFonts w:ascii="Times New Roman" w:cs="Times New Roman" w:eastAsia="Times New Roman" w:hAnsi="Times New Roman"/>
           <w:b/>
           <w:bCs/>
-          <w:color w:val="2563EB"/>
+          <w:color w:val="000000"/>
           <w:sz w:val="28"/>
           <w:szCs w:val="28"/>
         </w:rPr>
@@ -5642,7 +5622,7 @@
           <w:rFonts w:ascii="Times New Roman" w:cs="Times New Roman" w:eastAsia="Times New Roman" w:hAnsi="Times New Roman"/>
           <w:b/>
           <w:bCs/>
-          <w:color w:val="1B2A4A"/>
+          <w:color w:val="000000"/>
           <w:sz w:val="28"/>
           <w:szCs w:val="28"/>
         </w:rPr>
@@ -5680,7 +5660,7 @@
               <w:bottom w:val="single" w:color="BFBFBF" w:sz="4"/>
               <w:right w:val="single" w:color="BFBFBF" w:sz="4"/>
             </w:tcBorders>
-            <w:shd w:fill="1F4E79" w:val="clear"/>
+            <w:shd w:fill="000000" w:val="clear"/>
             <w:tcMar>
               <w:top w:type="dxa" w:w="80"/>
               <w:left w:type="dxa" w:w="140"/>
@@ -5715,7 +5695,7 @@
               <w:bottom w:val="single" w:color="BFBFBF" w:sz="4"/>
               <w:right w:val="single" w:color="BFBFBF" w:sz="4"/>
             </w:tcBorders>
-            <w:shd w:fill="1F4E79" w:val="clear"/>
+            <w:shd w:fill="000000" w:val="clear"/>
             <w:tcMar>
               <w:top w:type="dxa" w:w="80"/>
               <w:left w:type="dxa" w:w="140"/>
@@ -5750,7 +5730,7 @@
               <w:bottom w:val="single" w:color="BFBFBF" w:sz="4"/>
               <w:right w:val="single" w:color="BFBFBF" w:sz="4"/>
             </w:tcBorders>
-            <w:shd w:fill="1F4E79" w:val="clear"/>
+            <w:shd w:fill="000000" w:val="clear"/>
             <w:tcMar>
               <w:top w:type="dxa" w:w="80"/>
               <w:left w:type="dxa" w:w="140"/>
@@ -5808,7 +5788,7 @@
                 <w:rFonts w:ascii="Times New Roman" w:cs="Times New Roman" w:eastAsia="Times New Roman" w:hAnsi="Times New Roman"/>
                 <w:b/>
                 <w:bCs/>
-                <w:color w:val="2563EB"/>
+                <w:color w:val="000000"/>
                 <w:sz w:val="22"/>
                 <w:szCs w:val="22"/>
               </w:rPr>
@@ -5918,7 +5898,7 @@
                 <w:rFonts w:ascii="Times New Roman" w:cs="Times New Roman" w:eastAsia="Times New Roman" w:hAnsi="Times New Roman"/>
                 <w:b/>
                 <w:bCs/>
-                <w:color w:val="2563EB"/>
+                <w:color w:val="000000"/>
                 <w:sz w:val="22"/>
                 <w:szCs w:val="22"/>
               </w:rPr>
@@ -6028,7 +6008,7 @@
                 <w:rFonts w:ascii="Times New Roman" w:cs="Times New Roman" w:eastAsia="Times New Roman" w:hAnsi="Times New Roman"/>
                 <w:b/>
                 <w:bCs/>
-                <w:color w:val="2563EB"/>
+                <w:color w:val="000000"/>
                 <w:sz w:val="22"/>
                 <w:szCs w:val="22"/>
               </w:rPr>
@@ -6134,7 +6114,7 @@
           <w:rFonts w:ascii="Times New Roman" w:cs="Times New Roman" w:eastAsia="Times New Roman" w:hAnsi="Times New Roman"/>
           <w:b/>
           <w:bCs/>
-          <w:color w:val="1B2A4A"/>
+          <w:color w:val="000000"/>
           <w:sz w:val="28"/>
           <w:szCs w:val="28"/>
         </w:rPr>
@@ -6172,7 +6152,7 @@
               <w:bottom w:val="single" w:color="BFBFBF" w:sz="4"/>
               <w:right w:val="single" w:color="BFBFBF" w:sz="4"/>
             </w:tcBorders>
-            <w:shd w:fill="1F4E79" w:val="clear"/>
+            <w:shd w:fill="000000" w:val="clear"/>
             <w:tcMar>
               <w:top w:type="dxa" w:w="80"/>
               <w:left w:type="dxa" w:w="140"/>
@@ -6207,7 +6187,7 @@
               <w:bottom w:val="single" w:color="BFBFBF" w:sz="4"/>
               <w:right w:val="single" w:color="BFBFBF" w:sz="4"/>
             </w:tcBorders>
-            <w:shd w:fill="1F4E79" w:val="clear"/>
+            <w:shd w:fill="000000" w:val="clear"/>
             <w:tcMar>
               <w:top w:type="dxa" w:w="80"/>
               <w:left w:type="dxa" w:w="140"/>
@@ -6242,7 +6222,7 @@
               <w:bottom w:val="single" w:color="BFBFBF" w:sz="4"/>
               <w:right w:val="single" w:color="BFBFBF" w:sz="4"/>
             </w:tcBorders>
-            <w:shd w:fill="1F4E79" w:val="clear"/>
+            <w:shd w:fill="000000" w:val="clear"/>
             <w:tcMar>
               <w:top w:type="dxa" w:w="80"/>
               <w:left w:type="dxa" w:w="140"/>
@@ -6300,7 +6280,7 @@
                 <w:rFonts w:ascii="Times New Roman" w:cs="Times New Roman" w:eastAsia="Times New Roman" w:hAnsi="Times New Roman"/>
                 <w:b/>
                 <w:bCs/>
-                <w:color w:val="2563EB"/>
+                <w:color w:val="000000"/>
                 <w:sz w:val="22"/>
                 <w:szCs w:val="22"/>
               </w:rPr>
@@ -6410,7 +6390,7 @@
                 <w:rFonts w:ascii="Times New Roman" w:cs="Times New Roman" w:eastAsia="Times New Roman" w:hAnsi="Times New Roman"/>
                 <w:b/>
                 <w:bCs/>
-                <w:color w:val="2563EB"/>
+                <w:color w:val="000000"/>
                 <w:sz w:val="22"/>
                 <w:szCs w:val="22"/>
               </w:rPr>
@@ -6520,7 +6500,7 @@
                 <w:rFonts w:ascii="Times New Roman" w:cs="Times New Roman" w:eastAsia="Times New Roman" w:hAnsi="Times New Roman"/>
                 <w:b/>
                 <w:bCs/>
-                <w:color w:val="2563EB"/>
+                <w:color w:val="000000"/>
                 <w:sz w:val="22"/>
                 <w:szCs w:val="22"/>
               </w:rPr>
@@ -6626,7 +6606,7 @@
           <w:rFonts w:ascii="Times New Roman" w:cs="Times New Roman" w:eastAsia="Times New Roman" w:hAnsi="Times New Roman"/>
           <w:b/>
           <w:bCs/>
-          <w:color w:val="1B2A4A"/>
+          <w:color w:val="000000"/>
           <w:sz w:val="28"/>
           <w:szCs w:val="28"/>
         </w:rPr>
@@ -6680,7 +6660,7 @@
                 <w:rFonts w:ascii="Times New Roman" w:cs="Times New Roman" w:eastAsia="Times New Roman" w:hAnsi="Times New Roman"/>
                 <w:b/>
                 <w:bCs/>
-                <w:color w:val="2563EB"/>
+                <w:color w:val="000000"/>
                 <w:sz w:val="24"/>
                 <w:szCs w:val="24"/>
               </w:rPr>
@@ -6755,7 +6735,7 @@
                 <w:rFonts w:ascii="Times New Roman" w:cs="Times New Roman" w:eastAsia="Times New Roman" w:hAnsi="Times New Roman"/>
                 <w:b/>
                 <w:bCs/>
-                <w:color w:val="2563EB"/>
+                <w:color w:val="000000"/>
                 <w:sz w:val="24"/>
                 <w:szCs w:val="24"/>
               </w:rPr>
@@ -6830,7 +6810,7 @@
                 <w:rFonts w:ascii="Times New Roman" w:cs="Times New Roman" w:eastAsia="Times New Roman" w:hAnsi="Times New Roman"/>
                 <w:b/>
                 <w:bCs/>
-                <w:color w:val="2563EB"/>
+                <w:color w:val="000000"/>
                 <w:sz w:val="24"/>
                 <w:szCs w:val="24"/>
               </w:rPr>
@@ -6905,7 +6885,7 @@
                 <w:rFonts w:ascii="Times New Roman" w:cs="Times New Roman" w:eastAsia="Times New Roman" w:hAnsi="Times New Roman"/>
                 <w:b/>
                 <w:bCs/>
-                <w:color w:val="2563EB"/>
+                <w:color w:val="000000"/>
                 <w:sz w:val="24"/>
                 <w:szCs w:val="24"/>
               </w:rPr>
@@ -6961,7 +6941,7 @@
           <w:rFonts w:ascii="Times New Roman" w:cs="Times New Roman" w:eastAsia="Times New Roman" w:hAnsi="Times New Roman"/>
           <w:b/>
           <w:bCs/>
-          <w:color w:val="1B2A4A"/>
+          <w:color w:val="000000"/>
           <w:sz w:val="28"/>
           <w:szCs w:val="28"/>
         </w:rPr>
@@ -6985,14 +6965,14 @@
     </w:p>
     <w:p>
       <w:pPr>
-        <w:shd w:fill="1E293B" w:val="clear"/>
+        <w:shd w:fill="262626" w:val="clear"/>
         <w:spacing w:after="0" w:line="280" w:lineRule="auto"/>
         <w:ind w:left="200" w:right="200"/>
       </w:pPr>
       <w:r>
         <w:rPr>
           <w:rFonts w:ascii="Courier New" w:cs="Courier New" w:eastAsia="Courier New" w:hAnsi="Courier New"/>
-          <w:color w:val="E2E8F0"/>
+          <w:color w:val="F2F2F2"/>
           <w:sz w:val="22"/>
           <w:szCs w:val="22"/>
         </w:rPr>
@@ -7001,14 +6981,14 @@
     </w:p>
     <w:p>
       <w:pPr>
-        <w:shd w:fill="1E293B" w:val="clear"/>
+        <w:shd w:fill="262626" w:val="clear"/>
         <w:spacing w:after="0" w:line="280" w:lineRule="auto"/>
         <w:ind w:left="200" w:right="200"/>
       </w:pPr>
       <w:r>
         <w:rPr>
           <w:rFonts w:ascii="Courier New" w:cs="Courier New" w:eastAsia="Courier New" w:hAnsi="Courier New"/>
-          <w:color w:val="E2E8F0"/>
+          <w:color w:val="F2F2F2"/>
           <w:sz w:val="22"/>
           <w:szCs w:val="22"/>
         </w:rPr>
@@ -7017,14 +6997,14 @@
     </w:p>
     <w:p>
       <w:pPr>
-        <w:shd w:fill="1E293B" w:val="clear"/>
+        <w:shd w:fill="262626" w:val="clear"/>
         <w:spacing w:after="0" w:line="280" w:lineRule="auto"/>
         <w:ind w:left="200" w:right="200"/>
       </w:pPr>
       <w:r>
         <w:rPr>
           <w:rFonts w:ascii="Courier New" w:cs="Courier New" w:eastAsia="Courier New" w:hAnsi="Courier New"/>
-          <w:color w:val="E2E8F0"/>
+          <w:color w:val="F2F2F2"/>
           <w:sz w:val="22"/>
           <w:szCs w:val="22"/>
         </w:rPr>
@@ -7033,14 +7013,14 @@
     </w:p>
     <w:p>
       <w:pPr>
-        <w:shd w:fill="1E293B" w:val="clear"/>
+        <w:shd w:fill="262626" w:val="clear"/>
         <w:spacing w:after="0" w:line="280" w:lineRule="auto"/>
         <w:ind w:left="200" w:right="200"/>
       </w:pPr>
       <w:r>
         <w:rPr>
           <w:rFonts w:ascii="Courier New" w:cs="Courier New" w:eastAsia="Courier New" w:hAnsi="Courier New"/>
-          <w:color w:val="E2E8F0"/>
+          <w:color w:val="F2F2F2"/>
           <w:sz w:val="22"/>
           <w:szCs w:val="22"/>
         </w:rPr>
@@ -7078,7 +7058,7 @@
               <w:bottom w:val="single" w:color="BFBFBF" w:sz="4"/>
               <w:right w:val="single" w:color="BFBFBF" w:sz="4"/>
             </w:tcBorders>
-            <w:shd w:fill="1F4E79" w:val="clear"/>
+            <w:shd w:fill="000000" w:val="clear"/>
             <w:tcMar>
               <w:top w:type="dxa" w:w="80"/>
               <w:left w:type="dxa" w:w="140"/>
@@ -7113,7 +7093,7 @@
               <w:bottom w:val="single" w:color="BFBFBF" w:sz="4"/>
               <w:right w:val="single" w:color="BFBFBF" w:sz="4"/>
             </w:tcBorders>
-            <w:shd w:fill="1F4E79" w:val="clear"/>
+            <w:shd w:fill="000000" w:val="clear"/>
             <w:tcMar>
               <w:top w:type="dxa" w:w="80"/>
               <w:left w:type="dxa" w:w="140"/>
@@ -7148,7 +7128,7 @@
               <w:bottom w:val="single" w:color="BFBFBF" w:sz="4"/>
               <w:right w:val="single" w:color="BFBFBF" w:sz="4"/>
             </w:tcBorders>
-            <w:shd w:fill="1F4E79" w:val="clear"/>
+            <w:shd w:fill="000000" w:val="clear"/>
             <w:tcMar>
               <w:top w:type="dxa" w:w="80"/>
               <w:left w:type="dxa" w:w="140"/>
@@ -7206,7 +7186,7 @@
                 <w:rFonts w:ascii="Times New Roman" w:cs="Times New Roman" w:eastAsia="Times New Roman" w:hAnsi="Times New Roman"/>
                 <w:b/>
                 <w:bCs/>
-                <w:color w:val="2563EB"/>
+                <w:color w:val="000000"/>
                 <w:sz w:val="22"/>
                 <w:szCs w:val="22"/>
               </w:rPr>
@@ -7316,7 +7296,7 @@
                 <w:rFonts w:ascii="Times New Roman" w:cs="Times New Roman" w:eastAsia="Times New Roman" w:hAnsi="Times New Roman"/>
                 <w:b/>
                 <w:bCs/>
-                <w:color w:val="2563EB"/>
+                <w:color w:val="000000"/>
                 <w:sz w:val="22"/>
                 <w:szCs w:val="22"/>
               </w:rPr>
@@ -7426,7 +7406,7 @@
                 <w:rFonts w:ascii="Times New Roman" w:cs="Times New Roman" w:eastAsia="Times New Roman" w:hAnsi="Times New Roman"/>
                 <w:b/>
                 <w:bCs/>
-                <w:color w:val="2563EB"/>
+                <w:color w:val="000000"/>
                 <w:sz w:val="22"/>
                 <w:szCs w:val="22"/>
               </w:rPr>
@@ -7536,7 +7516,7 @@
                 <w:rFonts w:ascii="Times New Roman" w:cs="Times New Roman" w:eastAsia="Times New Roman" w:hAnsi="Times New Roman"/>
                 <w:b/>
                 <w:bCs/>
-                <w:color w:val="2563EB"/>
+                <w:color w:val="000000"/>
                 <w:sz w:val="22"/>
                 <w:szCs w:val="22"/>
               </w:rPr>
@@ -7618,8 +7598,9 @@
     </w:tbl>
     <w:p>
       <w:pPr>
-        <w:spacing w:after="120" w:before="80"/>
-        <w:ind w:left="360"/>
+        <w:shd w:fill="F2F2F2" w:val="clear"/>
+        <w:spacing w:after="130" w:before="100"/>
+        <w:ind w:left="200" w:right="200"/>
         <w:jc w:val="both"/>
       </w:pPr>
       <w:r>
@@ -7627,18 +7608,6 @@
           <w:rFonts w:ascii="Times New Roman" w:cs="Times New Roman" w:eastAsia="Times New Roman" w:hAnsi="Times New Roman"/>
           <w:b/>
           <w:bCs/>
-          <w:color w:val="375623"/>
-          <w:sz w:val="28"/>
-          <w:szCs w:val="28"/>
-        </w:rPr>
-        <w:t xml:space="preserve">✔ </w:t>
-      </w:r>
-      <w:r>
-        <w:rPr>
-          <w:rFonts w:ascii="Times New Roman" w:cs="Times New Roman" w:eastAsia="Times New Roman" w:hAnsi="Times New Roman"/>
-          <w:b/>
-          <w:bCs/>
-          <w:color w:val="1B2A4A"/>
           <w:sz w:val="28"/>
           <w:szCs w:val="28"/>
         </w:rPr>
@@ -7692,7 +7661,7 @@
                 <w:rFonts w:ascii="Times New Roman" w:cs="Times New Roman" w:eastAsia="Times New Roman" w:hAnsi="Times New Roman"/>
                 <w:b/>
                 <w:bCs/>
-                <w:color w:val="2563EB"/>
+                <w:color w:val="000000"/>
                 <w:sz w:val="24"/>
                 <w:szCs w:val="24"/>
               </w:rPr>
@@ -7767,7 +7736,7 @@
                 <w:rFonts w:ascii="Times New Roman" w:cs="Times New Roman" w:eastAsia="Times New Roman" w:hAnsi="Times New Roman"/>
                 <w:b/>
                 <w:bCs/>
-                <w:color w:val="2563EB"/>
+                <w:color w:val="000000"/>
                 <w:sz w:val="24"/>
                 <w:szCs w:val="24"/>
               </w:rPr>
@@ -7822,7 +7791,7 @@
     </w:p>
     <w:p>
       <w:pPr>
-        <w:shd w:fill="1F4E79" w:val="clear"/>
+        <w:shd w:fill="000000" w:val="clear"/>
         <w:spacing w:after="160" w:before="0"/>
         <w:outlineLvl w:val="0"/>
       </w:pPr>
@@ -7842,7 +7811,7 @@
       <w:pPr>
         <w:pStyle w:val="Heading2"/>
         <w:pBdr>
-          <w:bottom w:val="single" w:color="2563EB" w:sz="3" w:space="4"/>
+          <w:bottom w:val="single" w:color="000000" w:sz="3" w:space="4"/>
         </w:pBdr>
         <w:spacing w:after="120" w:before="200"/>
       </w:pPr>
@@ -7851,7 +7820,7 @@
           <w:rFonts w:ascii="Times New Roman" w:cs="Times New Roman" w:eastAsia="Times New Roman" w:hAnsi="Times New Roman"/>
           <w:b/>
           <w:bCs/>
-          <w:color w:val="2563EB"/>
+          <w:color w:val="000000"/>
           <w:sz w:val="28"/>
           <w:szCs w:val="28"/>
         </w:rPr>
@@ -7889,7 +7858,7 @@
               <w:bottom w:val="single" w:color="BFBFBF" w:sz="4"/>
               <w:right w:val="single" w:color="BFBFBF" w:sz="4"/>
             </w:tcBorders>
-            <w:shd w:fill="1F4E79" w:val="clear"/>
+            <w:shd w:fill="000000" w:val="clear"/>
             <w:tcMar>
               <w:top w:type="dxa" w:w="80"/>
               <w:left w:type="dxa" w:w="140"/>
@@ -7924,7 +7893,7 @@
               <w:bottom w:val="single" w:color="BFBFBF" w:sz="4"/>
               <w:right w:val="single" w:color="BFBFBF" w:sz="4"/>
             </w:tcBorders>
-            <w:shd w:fill="1F4E79" w:val="clear"/>
+            <w:shd w:fill="000000" w:val="clear"/>
             <w:tcMar>
               <w:top w:type="dxa" w:w="80"/>
               <w:left w:type="dxa" w:w="140"/>
@@ -7959,7 +7928,7 @@
               <w:bottom w:val="single" w:color="BFBFBF" w:sz="4"/>
               <w:right w:val="single" w:color="BFBFBF" w:sz="4"/>
             </w:tcBorders>
-            <w:shd w:fill="1F4E79" w:val="clear"/>
+            <w:shd w:fill="000000" w:val="clear"/>
             <w:tcMar>
               <w:top w:type="dxa" w:w="80"/>
               <w:left w:type="dxa" w:w="140"/>
@@ -8017,7 +7986,7 @@
                 <w:rFonts w:ascii="Times New Roman" w:cs="Times New Roman" w:eastAsia="Times New Roman" w:hAnsi="Times New Roman"/>
                 <w:b/>
                 <w:bCs/>
-                <w:color w:val="2563EB"/>
+                <w:color w:val="000000"/>
                 <w:sz w:val="22"/>
                 <w:szCs w:val="22"/>
               </w:rPr>
@@ -8127,7 +8096,7 @@
                 <w:rFonts w:ascii="Times New Roman" w:cs="Times New Roman" w:eastAsia="Times New Roman" w:hAnsi="Times New Roman"/>
                 <w:b/>
                 <w:bCs/>
-                <w:color w:val="2563EB"/>
+                <w:color w:val="000000"/>
                 <w:sz w:val="22"/>
                 <w:szCs w:val="22"/>
               </w:rPr>
@@ -8237,7 +8206,7 @@
                 <w:rFonts w:ascii="Times New Roman" w:cs="Times New Roman" w:eastAsia="Times New Roman" w:hAnsi="Times New Roman"/>
                 <w:b/>
                 <w:bCs/>
-                <w:color w:val="2563EB"/>
+                <w:color w:val="000000"/>
                 <w:sz w:val="22"/>
                 <w:szCs w:val="22"/>
               </w:rPr>
@@ -8347,7 +8316,7 @@
                 <w:rFonts w:ascii="Times New Roman" w:cs="Times New Roman" w:eastAsia="Times New Roman" w:hAnsi="Times New Roman"/>
                 <w:b/>
                 <w:bCs/>
-                <w:color w:val="2563EB"/>
+                <w:color w:val="000000"/>
                 <w:sz w:val="22"/>
                 <w:szCs w:val="22"/>
               </w:rPr>
@@ -8457,7 +8426,7 @@
                 <w:rFonts w:ascii="Times New Roman" w:cs="Times New Roman" w:eastAsia="Times New Roman" w:hAnsi="Times New Roman"/>
                 <w:b/>
                 <w:bCs/>
-                <w:color w:val="2563EB"/>
+                <w:color w:val="000000"/>
                 <w:sz w:val="22"/>
                 <w:szCs w:val="22"/>
               </w:rPr>
@@ -8567,7 +8536,7 @@
                 <w:rFonts w:ascii="Times New Roman" w:cs="Times New Roman" w:eastAsia="Times New Roman" w:hAnsi="Times New Roman"/>
                 <w:b/>
                 <w:bCs/>
-                <w:color w:val="2563EB"/>
+                <w:color w:val="000000"/>
                 <w:sz w:val="22"/>
                 <w:szCs w:val="22"/>
               </w:rPr>
@@ -8677,7 +8646,7 @@
                 <w:rFonts w:ascii="Times New Roman" w:cs="Times New Roman" w:eastAsia="Times New Roman" w:hAnsi="Times New Roman"/>
                 <w:b/>
                 <w:bCs/>
-                <w:color w:val="2563EB"/>
+                <w:color w:val="000000"/>
                 <w:sz w:val="22"/>
                 <w:szCs w:val="22"/>
               </w:rPr>
@@ -8787,7 +8756,7 @@
                 <w:rFonts w:ascii="Times New Roman" w:cs="Times New Roman" w:eastAsia="Times New Roman" w:hAnsi="Times New Roman"/>
                 <w:b/>
                 <w:bCs/>
-                <w:color w:val="2563EB"/>
+                <w:color w:val="000000"/>
                 <w:sz w:val="22"/>
                 <w:szCs w:val="22"/>
               </w:rPr>
@@ -8886,7 +8855,7 @@
       <w:pPr>
         <w:pStyle w:val="Heading2"/>
         <w:pBdr>
-          <w:bottom w:val="single" w:color="2563EB" w:sz="3" w:space="4"/>
+          <w:bottom w:val="single" w:color="000000" w:sz="3" w:space="4"/>
         </w:pBdr>
         <w:spacing w:after="120" w:before="200"/>
       </w:pPr>
@@ -8895,7 +8864,7 @@
           <w:rFonts w:ascii="Times New Roman" w:cs="Times New Roman" w:eastAsia="Times New Roman" w:hAnsi="Times New Roman"/>
           <w:b/>
           <w:bCs/>
-          <w:color w:val="2563EB"/>
+          <w:color w:val="000000"/>
           <w:sz w:val="28"/>
           <w:szCs w:val="28"/>
         </w:rPr>
@@ -8984,7 +8953,7 @@
       <w:pPr>
         <w:pStyle w:val="Heading2"/>
         <w:pBdr>
-          <w:bottom w:val="single" w:color="2563EB" w:sz="3" w:space="4"/>
+          <w:bottom w:val="single" w:color="000000" w:sz="3" w:space="4"/>
         </w:pBdr>
         <w:spacing w:after="120" w:before="200"/>
       </w:pPr>
@@ -8993,7 +8962,7 @@
           <w:rFonts w:ascii="Times New Roman" w:cs="Times New Roman" w:eastAsia="Times New Roman" w:hAnsi="Times New Roman"/>
           <w:b/>
           <w:bCs/>
-          <w:color w:val="2563EB"/>
+          <w:color w:val="000000"/>
           <w:sz w:val="28"/>
           <w:szCs w:val="28"/>
         </w:rPr>
@@ -9094,7 +9063,7 @@
               <w:bottom w:val="single" w:color="BFBFBF" w:sz="4"/>
               <w:right w:val="single" w:color="BFBFBF" w:sz="4"/>
             </w:tcBorders>
-            <w:shd w:fill="1F4E79" w:val="clear"/>
+            <w:shd w:fill="000000" w:val="clear"/>
             <w:tcMar>
               <w:top w:type="dxa" w:w="80"/>
               <w:left w:type="dxa" w:w="140"/>
@@ -9129,7 +9098,7 @@
               <w:bottom w:val="single" w:color="BFBFBF" w:sz="4"/>
               <w:right w:val="single" w:color="BFBFBF" w:sz="4"/>
             </w:tcBorders>
-            <w:shd w:fill="1F4E79" w:val="clear"/>
+            <w:shd w:fill="000000" w:val="clear"/>
             <w:tcMar>
               <w:top w:type="dxa" w:w="80"/>
               <w:left w:type="dxa" w:w="140"/>
@@ -9164,7 +9133,7 @@
               <w:bottom w:val="single" w:color="BFBFBF" w:sz="4"/>
               <w:right w:val="single" w:color="BFBFBF" w:sz="4"/>
             </w:tcBorders>
-            <w:shd w:fill="1F4E79" w:val="clear"/>
+            <w:shd w:fill="000000" w:val="clear"/>
             <w:tcMar>
               <w:top w:type="dxa" w:w="80"/>
               <w:left w:type="dxa" w:w="140"/>
@@ -9222,7 +9191,7 @@
                 <w:rFonts w:ascii="Times New Roman" w:cs="Times New Roman" w:eastAsia="Times New Roman" w:hAnsi="Times New Roman"/>
                 <w:b/>
                 <w:bCs/>
-                <w:color w:val="2563EB"/>
+                <w:color w:val="000000"/>
                 <w:sz w:val="22"/>
                 <w:szCs w:val="22"/>
               </w:rPr>
@@ -9332,7 +9301,7 @@
                 <w:rFonts w:ascii="Times New Roman" w:cs="Times New Roman" w:eastAsia="Times New Roman" w:hAnsi="Times New Roman"/>
                 <w:b/>
                 <w:bCs/>
-                <w:color w:val="2563EB"/>
+                <w:color w:val="000000"/>
                 <w:sz w:val="22"/>
                 <w:szCs w:val="22"/>
               </w:rPr>
@@ -9442,7 +9411,7 @@
                 <w:rFonts w:ascii="Times New Roman" w:cs="Times New Roman" w:eastAsia="Times New Roman" w:hAnsi="Times New Roman"/>
                 <w:b/>
                 <w:bCs/>
-                <w:color w:val="2563EB"/>
+                <w:color w:val="000000"/>
                 <w:sz w:val="22"/>
                 <w:szCs w:val="22"/>
               </w:rPr>
@@ -9552,7 +9521,7 @@
                 <w:rFonts w:ascii="Times New Roman" w:cs="Times New Roman" w:eastAsia="Times New Roman" w:hAnsi="Times New Roman"/>
                 <w:b/>
                 <w:bCs/>
-                <w:color w:val="2563EB"/>
+                <w:color w:val="000000"/>
                 <w:sz w:val="22"/>
                 <w:szCs w:val="22"/>
               </w:rPr>
@@ -9662,7 +9631,7 @@
                 <w:rFonts w:ascii="Times New Roman" w:cs="Times New Roman" w:eastAsia="Times New Roman" w:hAnsi="Times New Roman"/>
                 <w:b/>
                 <w:bCs/>
-                <w:color w:val="2563EB"/>
+                <w:color w:val="000000"/>
                 <w:sz w:val="22"/>
                 <w:szCs w:val="22"/>
               </w:rPr>
@@ -9772,7 +9741,7 @@
                 <w:rFonts w:ascii="Times New Roman" w:cs="Times New Roman" w:eastAsia="Times New Roman" w:hAnsi="Times New Roman"/>
                 <w:b/>
                 <w:bCs/>
-                <w:color w:val="2563EB"/>
+                <w:color w:val="000000"/>
                 <w:sz w:val="22"/>
                 <w:szCs w:val="22"/>
               </w:rPr>
@@ -9869,8 +9838,9 @@
     </w:p>
     <w:p>
       <w:pPr>
-        <w:spacing w:after="120" w:before="80"/>
-        <w:ind w:left="360"/>
+        <w:shd w:fill="F2F2F2" w:val="clear"/>
+        <w:spacing w:after="130" w:before="100"/>
+        <w:ind w:left="200" w:right="200"/>
         <w:jc w:val="both"/>
       </w:pPr>
       <w:r>
@@ -9878,18 +9848,6 @@
           <w:rFonts w:ascii="Times New Roman" w:cs="Times New Roman" w:eastAsia="Times New Roman" w:hAnsi="Times New Roman"/>
           <w:b/>
           <w:bCs/>
-          <w:color w:val="375623"/>
-          <w:sz w:val="28"/>
-          <w:szCs w:val="28"/>
-        </w:rPr>
-        <w:t xml:space="preserve">✔ </w:t>
-      </w:r>
-      <w:r>
-        <w:rPr>
-          <w:rFonts w:ascii="Times New Roman" w:cs="Times New Roman" w:eastAsia="Times New Roman" w:hAnsi="Times New Roman"/>
-          <w:b/>
-          <w:bCs/>
-          <w:color w:val="1B2A4A"/>
           <w:sz w:val="28"/>
           <w:szCs w:val="28"/>
         </w:rPr>
@@ -9900,7 +9858,7 @@
       <w:pPr>
         <w:pStyle w:val="Heading2"/>
         <w:pBdr>
-          <w:bottom w:val="single" w:color="2563EB" w:sz="3" w:space="4"/>
+          <w:bottom w:val="single" w:color="000000" w:sz="3" w:space="4"/>
         </w:pBdr>
         <w:spacing w:after="120" w:before="200"/>
       </w:pPr>
@@ -9909,7 +9867,7 @@
           <w:rFonts w:ascii="Times New Roman" w:cs="Times New Roman" w:eastAsia="Times New Roman" w:hAnsi="Times New Roman"/>
           <w:b/>
           <w:bCs/>
-          <w:color w:val="2563EB"/>
+          <w:color w:val="000000"/>
           <w:sz w:val="28"/>
           <w:szCs w:val="28"/>
         </w:rPr>
@@ -9947,7 +9905,7 @@
               <w:bottom w:val="single" w:color="BFBFBF" w:sz="4"/>
               <w:right w:val="single" w:color="BFBFBF" w:sz="4"/>
             </w:tcBorders>
-            <w:shd w:fill="1F4E79" w:val="clear"/>
+            <w:shd w:fill="000000" w:val="clear"/>
             <w:tcMar>
               <w:top w:type="dxa" w:w="80"/>
               <w:left w:type="dxa" w:w="140"/>
@@ -9982,7 +9940,7 @@
               <w:bottom w:val="single" w:color="BFBFBF" w:sz="4"/>
               <w:right w:val="single" w:color="BFBFBF" w:sz="4"/>
             </w:tcBorders>
-            <w:shd w:fill="1F4E79" w:val="clear"/>
+            <w:shd w:fill="000000" w:val="clear"/>
             <w:tcMar>
               <w:top w:type="dxa" w:w="80"/>
               <w:left w:type="dxa" w:w="140"/>
@@ -10017,7 +9975,7 @@
               <w:bottom w:val="single" w:color="BFBFBF" w:sz="4"/>
               <w:right w:val="single" w:color="BFBFBF" w:sz="4"/>
             </w:tcBorders>
-            <w:shd w:fill="1F4E79" w:val="clear"/>
+            <w:shd w:fill="000000" w:val="clear"/>
             <w:tcMar>
               <w:top w:type="dxa" w:w="80"/>
               <w:left w:type="dxa" w:w="140"/>
@@ -10075,7 +10033,7 @@
                 <w:rFonts w:ascii="Times New Roman" w:cs="Times New Roman" w:eastAsia="Times New Roman" w:hAnsi="Times New Roman"/>
                 <w:b/>
                 <w:bCs/>
-                <w:color w:val="2563EB"/>
+                <w:color w:val="000000"/>
                 <w:sz w:val="22"/>
                 <w:szCs w:val="22"/>
               </w:rPr>
@@ -10185,7 +10143,7 @@
                 <w:rFonts w:ascii="Times New Roman" w:cs="Times New Roman" w:eastAsia="Times New Roman" w:hAnsi="Times New Roman"/>
                 <w:b/>
                 <w:bCs/>
-                <w:color w:val="2563EB"/>
+                <w:color w:val="000000"/>
                 <w:sz w:val="22"/>
                 <w:szCs w:val="22"/>
               </w:rPr>
@@ -10295,7 +10253,7 @@
                 <w:rFonts w:ascii="Times New Roman" w:cs="Times New Roman" w:eastAsia="Times New Roman" w:hAnsi="Times New Roman"/>
                 <w:b/>
                 <w:bCs/>
-                <w:color w:val="2563EB"/>
+                <w:color w:val="000000"/>
                 <w:sz w:val="22"/>
                 <w:szCs w:val="22"/>
               </w:rPr>
@@ -10405,7 +10363,7 @@
                 <w:rFonts w:ascii="Times New Roman" w:cs="Times New Roman" w:eastAsia="Times New Roman" w:hAnsi="Times New Roman"/>
                 <w:b/>
                 <w:bCs/>
-                <w:color w:val="2563EB"/>
+                <w:color w:val="000000"/>
                 <w:sz w:val="22"/>
                 <w:szCs w:val="22"/>
               </w:rPr>
@@ -10515,7 +10473,7 @@
                 <w:rFonts w:ascii="Times New Roman" w:cs="Times New Roman" w:eastAsia="Times New Roman" w:hAnsi="Times New Roman"/>
                 <w:b/>
                 <w:bCs/>
-                <w:color w:val="2563EB"/>
+                <w:color w:val="000000"/>
                 <w:sz w:val="22"/>
                 <w:szCs w:val="22"/>
               </w:rPr>
@@ -10625,7 +10583,7 @@
                 <w:rFonts w:ascii="Times New Roman" w:cs="Times New Roman" w:eastAsia="Times New Roman" w:hAnsi="Times New Roman"/>
                 <w:b/>
                 <w:bCs/>
-                <w:color w:val="2563EB"/>
+                <w:color w:val="000000"/>
                 <w:sz w:val="22"/>
                 <w:szCs w:val="22"/>
               </w:rPr>
@@ -10735,7 +10693,7 @@
                 <w:rFonts w:ascii="Times New Roman" w:cs="Times New Roman" w:eastAsia="Times New Roman" w:hAnsi="Times New Roman"/>
                 <w:b/>
                 <w:bCs/>
-                <w:color w:val="2563EB"/>
+                <w:color w:val="000000"/>
                 <w:sz w:val="22"/>
                 <w:szCs w:val="22"/>
               </w:rPr>
@@ -10845,7 +10803,7 @@
                 <w:rFonts w:ascii="Times New Roman" w:cs="Times New Roman" w:eastAsia="Times New Roman" w:hAnsi="Times New Roman"/>
                 <w:b/>
                 <w:bCs/>
-                <w:color w:val="2563EB"/>
+                <w:color w:val="000000"/>
                 <w:sz w:val="22"/>
                 <w:szCs w:val="22"/>
               </w:rPr>
@@ -10927,8 +10885,11 @@
     </w:tbl>
     <w:p>
       <w:pPr>
-        <w:spacing w:after="120" w:before="80"/>
-        <w:ind w:left="360"/>
+        <w:pBdr>
+          <w:left w:val="single" w:color="595959" w:sz="12" w:space="10"/>
+        </w:pBdr>
+        <w:spacing w:after="130" w:before="90"/>
+        <w:ind w:left="300"/>
         <w:jc w:val="both"/>
       </w:pPr>
       <w:r>
@@ -10936,11 +10897,10 @@
           <w:rFonts w:ascii="Times New Roman" w:cs="Times New Roman" w:eastAsia="Times New Roman" w:hAnsi="Times New Roman"/>
           <w:b/>
           <w:bCs/>
-          <w:color w:val="843C0C"/>
           <w:sz w:val="28"/>
           <w:szCs w:val="28"/>
         </w:rPr>
-        <w:t xml:space="preserve">⚠ Lưu ý: </w:t>
+        <w:t xml:space="preserve">Lưu ý: </w:t>
       </w:r>
       <w:r>
         <w:rPr>
@@ -10957,7 +10917,7 @@
       <w:pPr>
         <w:pStyle w:val="Heading2"/>
         <w:pBdr>
-          <w:bottom w:val="single" w:color="2563EB" w:sz="3" w:space="4"/>
+          <w:bottom w:val="single" w:color="000000" w:sz="3" w:space="4"/>
         </w:pBdr>
         <w:spacing w:after="120" w:before="200"/>
       </w:pPr>
@@ -10966,7 +10926,7 @@
           <w:rFonts w:ascii="Times New Roman" w:cs="Times New Roman" w:eastAsia="Times New Roman" w:hAnsi="Times New Roman"/>
           <w:b/>
           <w:bCs/>
-          <w:color w:val="2563EB"/>
+          <w:color w:val="000000"/>
           <w:sz w:val="28"/>
           <w:szCs w:val="28"/>
         </w:rPr>
@@ -11083,7 +11043,7 @@
                 <w:rFonts w:ascii="Times New Roman" w:cs="Times New Roman" w:eastAsia="Times New Roman" w:hAnsi="Times New Roman"/>
                 <w:b/>
                 <w:bCs/>
-                <w:color w:val="2563EB"/>
+                <w:color w:val="000000"/>
                 <w:sz w:val="24"/>
                 <w:szCs w:val="24"/>
               </w:rPr>
@@ -11158,7 +11118,7 @@
                 <w:rFonts w:ascii="Times New Roman" w:cs="Times New Roman" w:eastAsia="Times New Roman" w:hAnsi="Times New Roman"/>
                 <w:b/>
                 <w:bCs/>
-                <w:color w:val="2563EB"/>
+                <w:color w:val="000000"/>
                 <w:sz w:val="24"/>
                 <w:szCs w:val="24"/>
               </w:rPr>
@@ -11233,7 +11193,7 @@
                 <w:rFonts w:ascii="Times New Roman" w:cs="Times New Roman" w:eastAsia="Times New Roman" w:hAnsi="Times New Roman"/>
                 <w:b/>
                 <w:bCs/>
-                <w:color w:val="2563EB"/>
+                <w:color w:val="000000"/>
                 <w:sz w:val="24"/>
                 <w:szCs w:val="24"/>
               </w:rPr>
@@ -11308,7 +11268,7 @@
                 <w:rFonts w:ascii="Times New Roman" w:cs="Times New Roman" w:eastAsia="Times New Roman" w:hAnsi="Times New Roman"/>
                 <w:b/>
                 <w:bCs/>
-                <w:color w:val="2563EB"/>
+                <w:color w:val="000000"/>
                 <w:sz w:val="24"/>
                 <w:szCs w:val="24"/>
               </w:rPr>
@@ -11355,8 +11315,11 @@
     </w:tbl>
     <w:p>
       <w:pPr>
-        <w:spacing w:after="120" w:before="80"/>
-        <w:ind w:left="360"/>
+        <w:pBdr>
+          <w:left w:val="single" w:color="595959" w:sz="12" w:space="10"/>
+        </w:pBdr>
+        <w:spacing w:after="130" w:before="90"/>
+        <w:ind w:left="300"/>
         <w:jc w:val="both"/>
       </w:pPr>
       <w:r>
@@ -11364,11 +11327,10 @@
           <w:rFonts w:ascii="Times New Roman" w:cs="Times New Roman" w:eastAsia="Times New Roman" w:hAnsi="Times New Roman"/>
           <w:b/>
           <w:bCs/>
-          <w:color w:val="843C0C"/>
           <w:sz w:val="28"/>
           <w:szCs w:val="28"/>
         </w:rPr>
-        <w:t xml:space="preserve">⚠ Lưu ý: </w:t>
+        <w:t xml:space="preserve">Lưu ý: </w:t>
       </w:r>
       <w:r>
         <w:rPr>
@@ -11391,7 +11353,7 @@
     </w:p>
     <w:p>
       <w:pPr>
-        <w:shd w:fill="1F4E79" w:val="clear"/>
+        <w:shd w:fill="000000" w:val="clear"/>
         <w:spacing w:after="160" w:before="0"/>
         <w:outlineLvl w:val="0"/>
       </w:pPr>
@@ -11411,7 +11373,7 @@
       <w:pPr>
         <w:pStyle w:val="Heading2"/>
         <w:pBdr>
-          <w:bottom w:val="single" w:color="2563EB" w:sz="3" w:space="4"/>
+          <w:bottom w:val="single" w:color="000000" w:sz="3" w:space="4"/>
         </w:pBdr>
         <w:spacing w:after="120" w:before="200"/>
       </w:pPr>
@@ -11420,7 +11382,7 @@
           <w:rFonts w:ascii="Times New Roman" w:cs="Times New Roman" w:eastAsia="Times New Roman" w:hAnsi="Times New Roman"/>
           <w:b/>
           <w:bCs/>
-          <w:color w:val="2563EB"/>
+          <w:color w:val="000000"/>
           <w:sz w:val="28"/>
           <w:szCs w:val="28"/>
         </w:rPr>
@@ -11473,7 +11435,7 @@
               <w:bottom w:val="single" w:color="BFBFBF" w:sz="4"/>
               <w:right w:val="single" w:color="BFBFBF" w:sz="4"/>
             </w:tcBorders>
-            <w:shd w:fill="1F4E79" w:val="clear"/>
+            <w:shd w:fill="000000" w:val="clear"/>
             <w:tcMar>
               <w:top w:type="dxa" w:w="80"/>
               <w:left w:type="dxa" w:w="140"/>
@@ -11508,7 +11470,7 @@
               <w:bottom w:val="single" w:color="BFBFBF" w:sz="4"/>
               <w:right w:val="single" w:color="BFBFBF" w:sz="4"/>
             </w:tcBorders>
-            <w:shd w:fill="1F4E79" w:val="clear"/>
+            <w:shd w:fill="000000" w:val="clear"/>
             <w:tcMar>
               <w:top w:type="dxa" w:w="80"/>
               <w:left w:type="dxa" w:w="140"/>
@@ -11543,7 +11505,7 @@
               <w:bottom w:val="single" w:color="BFBFBF" w:sz="4"/>
               <w:right w:val="single" w:color="BFBFBF" w:sz="4"/>
             </w:tcBorders>
-            <w:shd w:fill="1F4E79" w:val="clear"/>
+            <w:shd w:fill="000000" w:val="clear"/>
             <w:tcMar>
               <w:top w:type="dxa" w:w="80"/>
               <w:left w:type="dxa" w:w="140"/>
@@ -11601,7 +11563,7 @@
                 <w:rFonts w:ascii="Times New Roman" w:cs="Times New Roman" w:eastAsia="Times New Roman" w:hAnsi="Times New Roman"/>
                 <w:b/>
                 <w:bCs/>
-                <w:color w:val="2563EB"/>
+                <w:color w:val="000000"/>
                 <w:sz w:val="22"/>
                 <w:szCs w:val="22"/>
               </w:rPr>
@@ -11711,7 +11673,7 @@
                 <w:rFonts w:ascii="Times New Roman" w:cs="Times New Roman" w:eastAsia="Times New Roman" w:hAnsi="Times New Roman"/>
                 <w:b/>
                 <w:bCs/>
-                <w:color w:val="2563EB"/>
+                <w:color w:val="000000"/>
                 <w:sz w:val="22"/>
                 <w:szCs w:val="22"/>
               </w:rPr>
@@ -11821,7 +11783,7 @@
                 <w:rFonts w:ascii="Times New Roman" w:cs="Times New Roman" w:eastAsia="Times New Roman" w:hAnsi="Times New Roman"/>
                 <w:b/>
                 <w:bCs/>
-                <w:color w:val="2563EB"/>
+                <w:color w:val="000000"/>
                 <w:sz w:val="22"/>
                 <w:szCs w:val="22"/>
               </w:rPr>
@@ -11931,7 +11893,7 @@
                 <w:rFonts w:ascii="Times New Roman" w:cs="Times New Roman" w:eastAsia="Times New Roman" w:hAnsi="Times New Roman"/>
                 <w:b/>
                 <w:bCs/>
-                <w:color w:val="2563EB"/>
+                <w:color w:val="000000"/>
                 <w:sz w:val="22"/>
                 <w:szCs w:val="22"/>
               </w:rPr>
@@ -12041,7 +12003,7 @@
                 <w:rFonts w:ascii="Times New Roman" w:cs="Times New Roman" w:eastAsia="Times New Roman" w:hAnsi="Times New Roman"/>
                 <w:b/>
                 <w:bCs/>
-                <w:color w:val="2563EB"/>
+                <w:color w:val="000000"/>
                 <w:sz w:val="22"/>
                 <w:szCs w:val="22"/>
               </w:rPr>
@@ -12151,7 +12113,7 @@
                 <w:rFonts w:ascii="Times New Roman" w:cs="Times New Roman" w:eastAsia="Times New Roman" w:hAnsi="Times New Roman"/>
                 <w:b/>
                 <w:bCs/>
-                <w:color w:val="2563EB"/>
+                <w:color w:val="000000"/>
                 <w:sz w:val="22"/>
                 <w:szCs w:val="22"/>
               </w:rPr>
@@ -12261,7 +12223,7 @@
                 <w:rFonts w:ascii="Times New Roman" w:cs="Times New Roman" w:eastAsia="Times New Roman" w:hAnsi="Times New Roman"/>
                 <w:b/>
                 <w:bCs/>
-                <w:color w:val="2563EB"/>
+                <w:color w:val="000000"/>
                 <w:sz w:val="22"/>
                 <w:szCs w:val="22"/>
               </w:rPr>
@@ -12371,7 +12333,7 @@
                 <w:rFonts w:ascii="Times New Roman" w:cs="Times New Roman" w:eastAsia="Times New Roman" w:hAnsi="Times New Roman"/>
                 <w:b/>
                 <w:bCs/>
-                <w:color w:val="2563EB"/>
+                <w:color w:val="000000"/>
                 <w:sz w:val="22"/>
                 <w:szCs w:val="22"/>
               </w:rPr>
@@ -12453,8 +12415,11 @@
     </w:tbl>
     <w:p>
       <w:pPr>
-        <w:spacing w:after="120" w:before="80"/>
-        <w:ind w:left="360"/>
+        <w:pBdr>
+          <w:left w:val="single" w:color="595959" w:sz="12" w:space="10"/>
+        </w:pBdr>
+        <w:spacing w:after="130" w:before="90"/>
+        <w:ind w:left="300"/>
         <w:jc w:val="both"/>
       </w:pPr>
       <w:r>
@@ -12462,11 +12427,10 @@
           <w:rFonts w:ascii="Times New Roman" w:cs="Times New Roman" w:eastAsia="Times New Roman" w:hAnsi="Times New Roman"/>
           <w:b/>
           <w:bCs/>
-          <w:color w:val="843C0C"/>
           <w:sz w:val="28"/>
           <w:szCs w:val="28"/>
         </w:rPr>
-        <w:t xml:space="preserve">⚠ Lưu ý: </w:t>
+        <w:t xml:space="preserve">Lưu ý: </w:t>
       </w:r>
       <w:r>
         <w:rPr>
@@ -12646,7 +12610,7 @@
           <w:rFonts w:ascii="Times New Roman" w:cs="Times New Roman" w:eastAsia="Times New Roman" w:hAnsi="Times New Roman"/>
           <w:b/>
           <w:bCs/>
-          <w:color w:val="1B2A4A"/>
+          <w:color w:val="000000"/>
           <w:sz w:val="28"/>
           <w:szCs w:val="28"/>
         </w:rPr>
@@ -12748,8 +12712,11 @@
     </w:p>
     <w:p>
       <w:pPr>
-        <w:spacing w:after="120" w:before="80"/>
-        <w:ind w:left="360"/>
+        <w:pBdr>
+          <w:left w:val="single" w:color="595959" w:sz="12" w:space="10"/>
+        </w:pBdr>
+        <w:spacing w:after="130" w:before="90"/>
+        <w:ind w:left="300"/>
         <w:jc w:val="both"/>
       </w:pPr>
       <w:r>
@@ -12757,11 +12724,10 @@
           <w:rFonts w:ascii="Times New Roman" w:cs="Times New Roman" w:eastAsia="Times New Roman" w:hAnsi="Times New Roman"/>
           <w:b/>
           <w:bCs/>
-          <w:color w:val="843C0C"/>
           <w:sz w:val="28"/>
           <w:szCs w:val="28"/>
         </w:rPr>
-        <w:t xml:space="preserve">⚠ Lưu ý: </w:t>
+        <w:t xml:space="preserve">Lưu ý: </w:t>
       </w:r>
       <w:r>
         <w:rPr>
@@ -12776,8 +12742,9 @@
     </w:p>
     <w:p>
       <w:pPr>
-        <w:spacing w:after="120" w:before="80"/>
-        <w:ind w:left="360"/>
+        <w:shd w:fill="F2F2F2" w:val="clear"/>
+        <w:spacing w:after="130" w:before="100"/>
+        <w:ind w:left="200" w:right="200"/>
         <w:jc w:val="both"/>
       </w:pPr>
       <w:r>
@@ -12785,18 +12752,6 @@
           <w:rFonts w:ascii="Times New Roman" w:cs="Times New Roman" w:eastAsia="Times New Roman" w:hAnsi="Times New Roman"/>
           <w:b/>
           <w:bCs/>
-          <w:color w:val="375623"/>
-          <w:sz w:val="28"/>
-          <w:szCs w:val="28"/>
-        </w:rPr>
-        <w:t xml:space="preserve">✔ </w:t>
-      </w:r>
-      <w:r>
-        <w:rPr>
-          <w:rFonts w:ascii="Times New Roman" w:cs="Times New Roman" w:eastAsia="Times New Roman" w:hAnsi="Times New Roman"/>
-          <w:b/>
-          <w:bCs/>
-          <w:color w:val="1B2A4A"/>
           <w:sz w:val="28"/>
           <w:szCs w:val="28"/>
         </w:rPr>
@@ -12807,7 +12762,7 @@
       <w:pPr>
         <w:pStyle w:val="Heading2"/>
         <w:pBdr>
-          <w:bottom w:val="single" w:color="2563EB" w:sz="3" w:space="4"/>
+          <w:bottom w:val="single" w:color="000000" w:sz="3" w:space="4"/>
         </w:pBdr>
         <w:spacing w:after="120" w:before="200"/>
       </w:pPr>
@@ -12816,7 +12771,7 @@
           <w:rFonts w:ascii="Times New Roman" w:cs="Times New Roman" w:eastAsia="Times New Roman" w:hAnsi="Times New Roman"/>
           <w:b/>
           <w:bCs/>
-          <w:color w:val="2563EB"/>
+          <w:color w:val="000000"/>
           <w:sz w:val="28"/>
           <w:szCs w:val="28"/>
         </w:rPr>
@@ -12869,7 +12824,7 @@
               <w:bottom w:val="single" w:color="BFBFBF" w:sz="4"/>
               <w:right w:val="single" w:color="BFBFBF" w:sz="4"/>
             </w:tcBorders>
-            <w:shd w:fill="1F4E79" w:val="clear"/>
+            <w:shd w:fill="000000" w:val="clear"/>
             <w:tcMar>
               <w:top w:type="dxa" w:w="80"/>
               <w:left w:type="dxa" w:w="140"/>
@@ -12904,7 +12859,7 @@
               <w:bottom w:val="single" w:color="BFBFBF" w:sz="4"/>
               <w:right w:val="single" w:color="BFBFBF" w:sz="4"/>
             </w:tcBorders>
-            <w:shd w:fill="1F4E79" w:val="clear"/>
+            <w:shd w:fill="000000" w:val="clear"/>
             <w:tcMar>
               <w:top w:type="dxa" w:w="80"/>
               <w:left w:type="dxa" w:w="140"/>
@@ -12939,7 +12894,7 @@
               <w:bottom w:val="single" w:color="BFBFBF" w:sz="4"/>
               <w:right w:val="single" w:color="BFBFBF" w:sz="4"/>
             </w:tcBorders>
-            <w:shd w:fill="1F4E79" w:val="clear"/>
+            <w:shd w:fill="000000" w:val="clear"/>
             <w:tcMar>
               <w:top w:type="dxa" w:w="80"/>
               <w:left w:type="dxa" w:w="140"/>
@@ -12997,7 +12952,7 @@
                 <w:rFonts w:ascii="Times New Roman" w:cs="Times New Roman" w:eastAsia="Times New Roman" w:hAnsi="Times New Roman"/>
                 <w:b/>
                 <w:bCs/>
-                <w:color w:val="2563EB"/>
+                <w:color w:val="000000"/>
                 <w:sz w:val="22"/>
                 <w:szCs w:val="22"/>
               </w:rPr>
@@ -13107,7 +13062,7 @@
                 <w:rFonts w:ascii="Times New Roman" w:cs="Times New Roman" w:eastAsia="Times New Roman" w:hAnsi="Times New Roman"/>
                 <w:b/>
                 <w:bCs/>
-                <w:color w:val="2563EB"/>
+                <w:color w:val="000000"/>
                 <w:sz w:val="22"/>
                 <w:szCs w:val="22"/>
               </w:rPr>
@@ -13217,7 +13172,7 @@
                 <w:rFonts w:ascii="Times New Roman" w:cs="Times New Roman" w:eastAsia="Times New Roman" w:hAnsi="Times New Roman"/>
                 <w:b/>
                 <w:bCs/>
-                <w:color w:val="2563EB"/>
+                <w:color w:val="000000"/>
                 <w:sz w:val="22"/>
                 <w:szCs w:val="22"/>
               </w:rPr>
@@ -13327,7 +13282,7 @@
                 <w:rFonts w:ascii="Times New Roman" w:cs="Times New Roman" w:eastAsia="Times New Roman" w:hAnsi="Times New Roman"/>
                 <w:b/>
                 <w:bCs/>
-                <w:color w:val="2563EB"/>
+                <w:color w:val="000000"/>
                 <w:sz w:val="22"/>
                 <w:szCs w:val="22"/>
               </w:rPr>
@@ -13437,7 +13392,7 @@
                 <w:rFonts w:ascii="Times New Roman" w:cs="Times New Roman" w:eastAsia="Times New Roman" w:hAnsi="Times New Roman"/>
                 <w:b/>
                 <w:bCs/>
-                <w:color w:val="2563EB"/>
+                <w:color w:val="000000"/>
                 <w:sz w:val="22"/>
                 <w:szCs w:val="22"/>
               </w:rPr>
@@ -13547,7 +13502,7 @@
                 <w:rFonts w:ascii="Times New Roman" w:cs="Times New Roman" w:eastAsia="Times New Roman" w:hAnsi="Times New Roman"/>
                 <w:b/>
                 <w:bCs/>
-                <w:color w:val="2563EB"/>
+                <w:color w:val="000000"/>
                 <w:sz w:val="22"/>
                 <w:szCs w:val="22"/>
               </w:rPr>
@@ -13657,7 +13612,7 @@
                 <w:rFonts w:ascii="Times New Roman" w:cs="Times New Roman" w:eastAsia="Times New Roman" w:hAnsi="Times New Roman"/>
                 <w:b/>
                 <w:bCs/>
-                <w:color w:val="2563EB"/>
+                <w:color w:val="000000"/>
                 <w:sz w:val="22"/>
                 <w:szCs w:val="22"/>
               </w:rPr>
@@ -13904,7 +13859,7 @@
           <w:rFonts w:ascii="Times New Roman" w:cs="Times New Roman" w:eastAsia="Times New Roman" w:hAnsi="Times New Roman"/>
           <w:b/>
           <w:bCs/>
-          <w:color w:val="1B2A4A"/>
+          <w:color w:val="000000"/>
           <w:sz w:val="28"/>
           <w:szCs w:val="28"/>
         </w:rPr>
@@ -14006,8 +13961,9 @@
     </w:p>
     <w:p>
       <w:pPr>
-        <w:spacing w:after="120" w:before="80"/>
-        <w:ind w:left="360"/>
+        <w:shd w:fill="F2F2F2" w:val="clear"/>
+        <w:spacing w:after="130" w:before="100"/>
+        <w:ind w:left="200" w:right="200"/>
         <w:jc w:val="both"/>
       </w:pPr>
       <w:r>
@@ -14015,28 +13971,37 @@
           <w:rFonts w:ascii="Times New Roman" w:cs="Times New Roman" w:eastAsia="Times New Roman" w:hAnsi="Times New Roman"/>
           <w:b/>
           <w:bCs/>
-          <w:color w:val="375623"/>
           <w:sz w:val="28"/>
           <w:szCs w:val="28"/>
         </w:rPr>
-        <w:t xml:space="preserve">✔ </w:t>
-      </w:r>
+        <w:t xml:space="preserve">Kết luận về biến City: biến này không mang nhiều thông tin phân biệt, nên không cần đưa vào mô hình. Giá trị của nó chủ yếu nằm ở chỗ 26 ô rác giúp phát hiện lỗi lệch cột trong quy trình nhập liệu.</w:t>
+      </w:r>
+    </w:p>
+    <w:p>
+      <w:pPr>
+        <w:shd w:fill="F2F2F2" w:val="clear"/>
+        <w:spacing w:after="130" w:before="100"/>
+        <w:ind w:left="200" w:right="200"/>
+        <w:jc w:val="both"/>
+      </w:pPr>
       <w:r>
         <w:rPr>
           <w:rFonts w:ascii="Times New Roman" w:cs="Times New Roman" w:eastAsia="Times New Roman" w:hAnsi="Times New Roman"/>
           <w:b/>
           <w:bCs/>
-          <w:color w:val="1B2A4A"/>
           <w:sz w:val="28"/>
           <w:szCs w:val="28"/>
         </w:rPr>
-        <w:t xml:space="preserve">Kết luận về biến City: biến này không mang nhiều thông tin phân biệt, nên không cần đưa vào mô hình. Giá trị của nó chủ yếu nằm ở chỗ 26 ô rác giúp phát hiện lỗi lệch cột trong quy trình nhập liệu.</w:t>
+        <w:t xml:space="preserve">Hai kết quả âm tính đáng báo cáo: Giới tính (p = 0,77) và Nghề nghiệp (p = 0,35) đều KHÔNG có liên hệ với trầm cảm. Kết quả âm tính cũng là kết quả, và trong trường hợp này nó bác bỏ một giả định phổ biến.</w:t>
       </w:r>
     </w:p>
     <w:p>
       <w:pPr>
-        <w:spacing w:after="120" w:before="80"/>
-        <w:ind w:left="360"/>
+        <w:pBdr>
+          <w:left w:val="single" w:color="595959" w:sz="12" w:space="10"/>
+        </w:pBdr>
+        <w:spacing w:after="130" w:before="90"/>
+        <w:ind w:left="300"/>
         <w:jc w:val="both"/>
       </w:pPr>
       <w:r>
@@ -14044,40 +14009,10 @@
           <w:rFonts w:ascii="Times New Roman" w:cs="Times New Roman" w:eastAsia="Times New Roman" w:hAnsi="Times New Roman"/>
           <w:b/>
           <w:bCs/>
-          <w:color w:val="375623"/>
           <w:sz w:val="28"/>
           <w:szCs w:val="28"/>
         </w:rPr>
-        <w:t xml:space="preserve">✔ </w:t>
-      </w:r>
-      <w:r>
-        <w:rPr>
-          <w:rFonts w:ascii="Times New Roman" w:cs="Times New Roman" w:eastAsia="Times New Roman" w:hAnsi="Times New Roman"/>
-          <w:b/>
-          <w:bCs/>
-          <w:color w:val="1B2A4A"/>
-          <w:sz w:val="28"/>
-          <w:szCs w:val="28"/>
-        </w:rPr>
-        <w:t xml:space="preserve">Hai kết quả âm tính đáng báo cáo: Giới tính (p = 0,77) và Nghề nghiệp (p = 0,35) đều KHÔNG có liên hệ với trầm cảm. Kết quả âm tính cũng là kết quả, và trong trường hợp này nó bác bỏ một giả định phổ biến.</w:t>
-      </w:r>
-    </w:p>
-    <w:p>
-      <w:pPr>
-        <w:spacing w:after="120" w:before="80"/>
-        <w:ind w:left="360"/>
-        <w:jc w:val="both"/>
-      </w:pPr>
-      <w:r>
-        <w:rPr>
-          <w:rFonts w:ascii="Times New Roman" w:cs="Times New Roman" w:eastAsia="Times New Roman" w:hAnsi="Times New Roman"/>
-          <w:b/>
-          <w:bCs/>
-          <w:color w:val="843C0C"/>
-          <w:sz w:val="28"/>
-          <w:szCs w:val="28"/>
-        </w:rPr>
-        <w:t xml:space="preserve">⚠ Lưu ý: </w:t>
+        <w:t xml:space="preserve">Lưu ý: </w:t>
       </w:r>
       <w:r>
         <w:rPr>
@@ -14094,7 +14029,7 @@
       <w:pPr>
         <w:pStyle w:val="Heading2"/>
         <w:pBdr>
-          <w:bottom w:val="single" w:color="2563EB" w:sz="3" w:space="4"/>
+          <w:bottom w:val="single" w:color="000000" w:sz="3" w:space="4"/>
         </w:pBdr>
         <w:spacing w:after="120" w:before="200"/>
       </w:pPr>
@@ -14103,7 +14038,7 @@
           <w:rFonts w:ascii="Times New Roman" w:cs="Times New Roman" w:eastAsia="Times New Roman" w:hAnsi="Times New Roman"/>
           <w:b/>
           <w:bCs/>
-          <w:color w:val="2563EB"/>
+          <w:color w:val="000000"/>
           <w:sz w:val="28"/>
           <w:szCs w:val="28"/>
         </w:rPr>
@@ -14199,7 +14134,7 @@
           <w:rFonts w:ascii="Times New Roman" w:cs="Times New Roman" w:eastAsia="Times New Roman" w:hAnsi="Times New Roman"/>
           <w:b/>
           <w:bCs/>
-          <w:color w:val="1B2A4A"/>
+          <w:color w:val="000000"/>
           <w:sz w:val="28"/>
           <w:szCs w:val="28"/>
         </w:rPr>
@@ -14286,8 +14221,9 @@
     </w:p>
     <w:p>
       <w:pPr>
-        <w:spacing w:after="120" w:before="80"/>
-        <w:ind w:left="360"/>
+        <w:shd w:fill="F2F2F2" w:val="clear"/>
+        <w:spacing w:after="130" w:before="100"/>
+        <w:ind w:left="200" w:right="200"/>
         <w:jc w:val="both"/>
       </w:pPr>
       <w:r>
@@ -14295,18 +14231,6 @@
           <w:rFonts w:ascii="Times New Roman" w:cs="Times New Roman" w:eastAsia="Times New Roman" w:hAnsi="Times New Roman"/>
           <w:b/>
           <w:bCs/>
-          <w:color w:val="375623"/>
-          <w:sz w:val="28"/>
-          <w:szCs w:val="28"/>
-        </w:rPr>
-        <w:t xml:space="preserve">✔ </w:t>
-      </w:r>
-      <w:r>
-        <w:rPr>
-          <w:rFonts w:ascii="Times New Roman" w:cs="Times New Roman" w:eastAsia="Times New Roman" w:hAnsi="Times New Roman"/>
-          <w:b/>
-          <w:bCs/>
-          <w:color w:val="1B2A4A"/>
           <w:sz w:val="28"/>
           <w:szCs w:val="28"/>
         </w:rPr>
@@ -14323,7 +14247,7 @@
     </w:p>
     <w:p>
       <w:pPr>
-        <w:shd w:fill="1F4E79" w:val="clear"/>
+        <w:shd w:fill="000000" w:val="clear"/>
         <w:spacing w:after="160" w:before="0"/>
         <w:outlineLvl w:val="0"/>
       </w:pPr>
@@ -14343,7 +14267,7 @@
       <w:pPr>
         <w:pStyle w:val="Heading2"/>
         <w:pBdr>
-          <w:bottom w:val="single" w:color="2563EB" w:sz="3" w:space="4"/>
+          <w:bottom w:val="single" w:color="000000" w:sz="3" w:space="4"/>
         </w:pBdr>
         <w:spacing w:after="120" w:before="200"/>
       </w:pPr>
@@ -14352,7 +14276,7 @@
           <w:rFonts w:ascii="Times New Roman" w:cs="Times New Roman" w:eastAsia="Times New Roman" w:hAnsi="Times New Roman"/>
           <w:b/>
           <w:bCs/>
-          <w:color w:val="2563EB"/>
+          <w:color w:val="000000"/>
           <w:sz w:val="28"/>
           <w:szCs w:val="28"/>
         </w:rPr>
@@ -14390,7 +14314,7 @@
               <w:bottom w:val="single" w:color="BFBFBF" w:sz="4"/>
               <w:right w:val="single" w:color="BFBFBF" w:sz="4"/>
             </w:tcBorders>
-            <w:shd w:fill="1F4E79" w:val="clear"/>
+            <w:shd w:fill="000000" w:val="clear"/>
             <w:tcMar>
               <w:top w:type="dxa" w:w="80"/>
               <w:left w:type="dxa" w:w="140"/>
@@ -14425,7 +14349,7 @@
               <w:bottom w:val="single" w:color="BFBFBF" w:sz="4"/>
               <w:right w:val="single" w:color="BFBFBF" w:sz="4"/>
             </w:tcBorders>
-            <w:shd w:fill="1F4E79" w:val="clear"/>
+            <w:shd w:fill="000000" w:val="clear"/>
             <w:tcMar>
               <w:top w:type="dxa" w:w="80"/>
               <w:left w:type="dxa" w:w="140"/>
@@ -14460,7 +14384,7 @@
               <w:bottom w:val="single" w:color="BFBFBF" w:sz="4"/>
               <w:right w:val="single" w:color="BFBFBF" w:sz="4"/>
             </w:tcBorders>
-            <w:shd w:fill="1F4E79" w:val="clear"/>
+            <w:shd w:fill="000000" w:val="clear"/>
             <w:tcMar>
               <w:top w:type="dxa" w:w="80"/>
               <w:left w:type="dxa" w:w="140"/>
@@ -14518,7 +14442,7 @@
                 <w:rFonts w:ascii="Times New Roman" w:cs="Times New Roman" w:eastAsia="Times New Roman" w:hAnsi="Times New Roman"/>
                 <w:b/>
                 <w:bCs/>
-                <w:color w:val="2563EB"/>
+                <w:color w:val="000000"/>
                 <w:sz w:val="22"/>
                 <w:szCs w:val="22"/>
               </w:rPr>
@@ -14628,7 +14552,7 @@
                 <w:rFonts w:ascii="Times New Roman" w:cs="Times New Roman" w:eastAsia="Times New Roman" w:hAnsi="Times New Roman"/>
                 <w:b/>
                 <w:bCs/>
-                <w:color w:val="2563EB"/>
+                <w:color w:val="000000"/>
                 <w:sz w:val="22"/>
                 <w:szCs w:val="22"/>
               </w:rPr>
@@ -14738,7 +14662,7 @@
                 <w:rFonts w:ascii="Times New Roman" w:cs="Times New Roman" w:eastAsia="Times New Roman" w:hAnsi="Times New Roman"/>
                 <w:b/>
                 <w:bCs/>
-                <w:color w:val="2563EB"/>
+                <w:color w:val="000000"/>
                 <w:sz w:val="22"/>
                 <w:szCs w:val="22"/>
               </w:rPr>
@@ -14848,7 +14772,7 @@
                 <w:rFonts w:ascii="Times New Roman" w:cs="Times New Roman" w:eastAsia="Times New Roman" w:hAnsi="Times New Roman"/>
                 <w:b/>
                 <w:bCs/>
-                <w:color w:val="2563EB"/>
+                <w:color w:val="000000"/>
                 <w:sz w:val="22"/>
                 <w:szCs w:val="22"/>
               </w:rPr>
@@ -14958,7 +14882,7 @@
                 <w:rFonts w:ascii="Times New Roman" w:cs="Times New Roman" w:eastAsia="Times New Roman" w:hAnsi="Times New Roman"/>
                 <w:b/>
                 <w:bCs/>
-                <w:color w:val="2563EB"/>
+                <w:color w:val="000000"/>
                 <w:sz w:val="22"/>
                 <w:szCs w:val="22"/>
               </w:rPr>
@@ -15042,7 +14966,7 @@
       <w:pPr>
         <w:pStyle w:val="Heading2"/>
         <w:pBdr>
-          <w:bottom w:val="single" w:color="2563EB" w:sz="3" w:space="4"/>
+          <w:bottom w:val="single" w:color="000000" w:sz="3" w:space="4"/>
         </w:pBdr>
         <w:spacing w:after="120" w:before="200"/>
       </w:pPr>
@@ -15051,7 +14975,7 @@
           <w:rFonts w:ascii="Times New Roman" w:cs="Times New Roman" w:eastAsia="Times New Roman" w:hAnsi="Times New Roman"/>
           <w:b/>
           <w:bCs/>
-          <w:color w:val="2563EB"/>
+          <w:color w:val="000000"/>
           <w:sz w:val="28"/>
           <w:szCs w:val="28"/>
         </w:rPr>
@@ -15089,7 +15013,7 @@
               <w:bottom w:val="single" w:color="BFBFBF" w:sz="4"/>
               <w:right w:val="single" w:color="BFBFBF" w:sz="4"/>
             </w:tcBorders>
-            <w:shd w:fill="1F4E79" w:val="clear"/>
+            <w:shd w:fill="000000" w:val="clear"/>
             <w:tcMar>
               <w:top w:type="dxa" w:w="80"/>
               <w:left w:type="dxa" w:w="140"/>
@@ -15124,7 +15048,7 @@
               <w:bottom w:val="single" w:color="BFBFBF" w:sz="4"/>
               <w:right w:val="single" w:color="BFBFBF" w:sz="4"/>
             </w:tcBorders>
-            <w:shd w:fill="1F4E79" w:val="clear"/>
+            <w:shd w:fill="000000" w:val="clear"/>
             <w:tcMar>
               <w:top w:type="dxa" w:w="80"/>
               <w:left w:type="dxa" w:w="140"/>
@@ -15159,7 +15083,7 @@
               <w:bottom w:val="single" w:color="BFBFBF" w:sz="4"/>
               <w:right w:val="single" w:color="BFBFBF" w:sz="4"/>
             </w:tcBorders>
-            <w:shd w:fill="1F4E79" w:val="clear"/>
+            <w:shd w:fill="000000" w:val="clear"/>
             <w:tcMar>
               <w:top w:type="dxa" w:w="80"/>
               <w:left w:type="dxa" w:w="140"/>
@@ -15217,7 +15141,7 @@
                 <w:rFonts w:ascii="Times New Roman" w:cs="Times New Roman" w:eastAsia="Times New Roman" w:hAnsi="Times New Roman"/>
                 <w:b/>
                 <w:bCs/>
-                <w:color w:val="2563EB"/>
+                <w:color w:val="000000"/>
                 <w:sz w:val="22"/>
                 <w:szCs w:val="22"/>
               </w:rPr>
@@ -15327,7 +15251,7 @@
                 <w:rFonts w:ascii="Times New Roman" w:cs="Times New Roman" w:eastAsia="Times New Roman" w:hAnsi="Times New Roman"/>
                 <w:b/>
                 <w:bCs/>
-                <w:color w:val="2563EB"/>
+                <w:color w:val="000000"/>
                 <w:sz w:val="22"/>
                 <w:szCs w:val="22"/>
               </w:rPr>
@@ -15437,7 +15361,7 @@
                 <w:rFonts w:ascii="Times New Roman" w:cs="Times New Roman" w:eastAsia="Times New Roman" w:hAnsi="Times New Roman"/>
                 <w:b/>
                 <w:bCs/>
-                <w:color w:val="2563EB"/>
+                <w:color w:val="000000"/>
                 <w:sz w:val="22"/>
                 <w:szCs w:val="22"/>
               </w:rPr>
@@ -15547,7 +15471,7 @@
                 <w:rFonts w:ascii="Times New Roman" w:cs="Times New Roman" w:eastAsia="Times New Roman" w:hAnsi="Times New Roman"/>
                 <w:b/>
                 <w:bCs/>
-                <w:color w:val="2563EB"/>
+                <w:color w:val="000000"/>
                 <w:sz w:val="22"/>
                 <w:szCs w:val="22"/>
               </w:rPr>
@@ -15657,7 +15581,7 @@
                 <w:rFonts w:ascii="Times New Roman" w:cs="Times New Roman" w:eastAsia="Times New Roman" w:hAnsi="Times New Roman"/>
                 <w:b/>
                 <w:bCs/>
-                <w:color w:val="2563EB"/>
+                <w:color w:val="000000"/>
                 <w:sz w:val="22"/>
                 <w:szCs w:val="22"/>
               </w:rPr>
@@ -15767,7 +15691,7 @@
                 <w:rFonts w:ascii="Times New Roman" w:cs="Times New Roman" w:eastAsia="Times New Roman" w:hAnsi="Times New Roman"/>
                 <w:b/>
                 <w:bCs/>
-                <w:color w:val="2563EB"/>
+                <w:color w:val="000000"/>
                 <w:sz w:val="22"/>
                 <w:szCs w:val="22"/>
               </w:rPr>
@@ -15851,7 +15775,7 @@
       <w:pPr>
         <w:pStyle w:val="Heading2"/>
         <w:pBdr>
-          <w:bottom w:val="single" w:color="2563EB" w:sz="3" w:space="4"/>
+          <w:bottom w:val="single" w:color="000000" w:sz="3" w:space="4"/>
         </w:pBdr>
         <w:spacing w:after="120" w:before="200"/>
       </w:pPr>
@@ -15860,7 +15784,7 @@
           <w:rFonts w:ascii="Times New Roman" w:cs="Times New Roman" w:eastAsia="Times New Roman" w:hAnsi="Times New Roman"/>
           <w:b/>
           <w:bCs/>
-          <w:color w:val="2563EB"/>
+          <w:color w:val="000000"/>
           <w:sz w:val="28"/>
           <w:szCs w:val="28"/>
         </w:rPr>
@@ -15972,7 +15896,7 @@
     </w:p>
     <w:p>
       <w:pPr>
-        <w:shd w:fill="1F4E79" w:val="clear"/>
+        <w:shd w:fill="000000" w:val="clear"/>
         <w:spacing w:after="160" w:before="0"/>
         <w:outlineLvl w:val="0"/>
       </w:pPr>
@@ -16019,7 +15943,7 @@
               <w:bottom w:val="single" w:color="BFBFBF" w:sz="4"/>
               <w:right w:val="single" w:color="BFBFBF" w:sz="4"/>
             </w:tcBorders>
-            <w:shd w:fill="1F4E79" w:val="clear"/>
+            <w:shd w:fill="000000" w:val="clear"/>
             <w:tcMar>
               <w:top w:type="dxa" w:w="80"/>
               <w:left w:type="dxa" w:w="140"/>
@@ -16054,7 +15978,7 @@
               <w:bottom w:val="single" w:color="BFBFBF" w:sz="4"/>
               <w:right w:val="single" w:color="BFBFBF" w:sz="4"/>
             </w:tcBorders>
-            <w:shd w:fill="1F4E79" w:val="clear"/>
+            <w:shd w:fill="000000" w:val="clear"/>
             <w:tcMar>
               <w:top w:type="dxa" w:w="80"/>
               <w:left w:type="dxa" w:w="140"/>
@@ -16089,7 +16013,7 @@
               <w:bottom w:val="single" w:color="BFBFBF" w:sz="4"/>
               <w:right w:val="single" w:color="BFBFBF" w:sz="4"/>
             </w:tcBorders>
-            <w:shd w:fill="1F4E79" w:val="clear"/>
+            <w:shd w:fill="000000" w:val="clear"/>
             <w:tcMar>
               <w:top w:type="dxa" w:w="80"/>
               <w:left w:type="dxa" w:w="140"/>
@@ -16147,7 +16071,7 @@
                 <w:rFonts w:ascii="Times New Roman" w:cs="Times New Roman" w:eastAsia="Times New Roman" w:hAnsi="Times New Roman"/>
                 <w:b/>
                 <w:bCs/>
-                <w:color w:val="2563EB"/>
+                <w:color w:val="000000"/>
                 <w:sz w:val="22"/>
                 <w:szCs w:val="22"/>
               </w:rPr>
@@ -16257,7 +16181,7 @@
                 <w:rFonts w:ascii="Times New Roman" w:cs="Times New Roman" w:eastAsia="Times New Roman" w:hAnsi="Times New Roman"/>
                 <w:b/>
                 <w:bCs/>
-                <w:color w:val="2563EB"/>
+                <w:color w:val="000000"/>
                 <w:sz w:val="22"/>
                 <w:szCs w:val="22"/>
               </w:rPr>
@@ -16367,7 +16291,7 @@
                 <w:rFonts w:ascii="Times New Roman" w:cs="Times New Roman" w:eastAsia="Times New Roman" w:hAnsi="Times New Roman"/>
                 <w:b/>
                 <w:bCs/>
-                <w:color w:val="2563EB"/>
+                <w:color w:val="000000"/>
                 <w:sz w:val="22"/>
                 <w:szCs w:val="22"/>
               </w:rPr>
@@ -16477,7 +16401,7 @@
                 <w:rFonts w:ascii="Times New Roman" w:cs="Times New Roman" w:eastAsia="Times New Roman" w:hAnsi="Times New Roman"/>
                 <w:b/>
                 <w:bCs/>
-                <w:color w:val="2563EB"/>
+                <w:color w:val="000000"/>
                 <w:sz w:val="22"/>
                 <w:szCs w:val="22"/>
               </w:rPr>
@@ -16587,7 +16511,7 @@
                 <w:rFonts w:ascii="Times New Roman" w:cs="Times New Roman" w:eastAsia="Times New Roman" w:hAnsi="Times New Roman"/>
                 <w:b/>
                 <w:bCs/>
-                <w:color w:val="2563EB"/>
+                <w:color w:val="000000"/>
                 <w:sz w:val="22"/>
                 <w:szCs w:val="22"/>
               </w:rPr>
@@ -16697,7 +16621,7 @@
                 <w:rFonts w:ascii="Times New Roman" w:cs="Times New Roman" w:eastAsia="Times New Roman" w:hAnsi="Times New Roman"/>
                 <w:b/>
                 <w:bCs/>
-                <w:color w:val="2563EB"/>
+                <w:color w:val="000000"/>
                 <w:sz w:val="22"/>
                 <w:szCs w:val="22"/>
               </w:rPr>
@@ -16784,8 +16708,9 @@
     </w:p>
     <w:p>
       <w:pPr>
-        <w:spacing w:after="120" w:before="80"/>
-        <w:ind w:left="360"/>
+        <w:shd w:fill="F2F2F2" w:val="clear"/>
+        <w:spacing w:after="130" w:before="100"/>
+        <w:ind w:left="200" w:right="200"/>
         <w:jc w:val="both"/>
       </w:pPr>
       <w:r>
@@ -16793,18 +16718,6 @@
           <w:rFonts w:ascii="Times New Roman" w:cs="Times New Roman" w:eastAsia="Times New Roman" w:hAnsi="Times New Roman"/>
           <w:b/>
           <w:bCs/>
-          <w:color w:val="375623"/>
-          <w:sz w:val="28"/>
-          <w:szCs w:val="28"/>
-        </w:rPr>
-        <w:t xml:space="preserve">✔ </w:t>
-      </w:r>
-      <w:r>
-        <w:rPr>
-          <w:rFonts w:ascii="Times New Roman" w:cs="Times New Roman" w:eastAsia="Times New Roman" w:hAnsi="Times New Roman"/>
-          <w:b/>
-          <w:bCs/>
-          <w:color w:val="1B2A4A"/>
           <w:sz w:val="28"/>
           <w:szCs w:val="28"/>
         </w:rPr>
@@ -16818,7 +16731,7 @@
     </w:p>
     <w:p>
       <w:pPr>
-        <w:shd w:fill="1F4E79" w:val="clear"/>
+        <w:shd w:fill="000000" w:val="clear"/>
         <w:spacing w:after="200" w:before="200"/>
         <w:jc w:val="center"/>
       </w:pPr>
@@ -17313,7 +17226,7 @@
       <w:rFonts w:ascii="Times New Roman" w:cs="Times New Roman" w:eastAsia="Times New Roman" w:hAnsi="Times New Roman"/>
       <w:b/>
       <w:bCs/>
-      <w:color w:val="2563EB"/>
+      <w:color w:val="000000"/>
       <w:sz w:val="28"/>
       <w:szCs w:val="28"/>
     </w:rPr>

--- a/BaiTap_PhanTichTamLyHoc/BaoCao_EDA_StudentDepression.docx
+++ b/BaiTap_PhanTichTamLyHoc/BaoCao_EDA_StudentDepression.docx
@@ -4,7 +4,7 @@
   <w:body>
     <w:tbl>
       <w:tblPr>
-        <w:tblW w:type="dxa" w:w="8906"/>
+        <w:tblW w:type="dxa" w:w="9071"/>
         <w:tblBorders>
           <w:top w:val="single" w:color="auto" w:sz="4"/>
           <w:left w:val="single" w:color="auto" w:sz="4"/>
@@ -15,13 +15,13 @@
         </w:tblBorders>
       </w:tblPr>
       <w:tblGrid>
-        <w:gridCol w:w="3562"/>
-        <w:gridCol w:w="5344"/>
+        <w:gridCol w:w="3628"/>
+        <w:gridCol w:w="5443"/>
       </w:tblGrid>
       <w:tr>
         <w:tc>
           <w:tcPr>
-            <w:tcW w:type="dxa" w:w="3562"/>
+            <w:tcW w:type="dxa" w:w="3628"/>
             <w:tcBorders>
               <w:top w:val="none" w:color="FFFFFF" w:sz="0"/>
               <w:left w:val="none" w:color="FFFFFF" w:sz="0"/>
@@ -85,7 +85,7 @@
         </w:tc>
         <w:tc>
           <w:tcPr>
-            <w:tcW w:type="dxa" w:w="5344"/>
+            <w:tcW w:type="dxa" w:w="5443"/>
             <w:tcBorders>
               <w:top w:val="none" w:color="FFFFFF" w:sz="0"/>
               <w:left w:val="none" w:color="FFFFFF" w:sz="0"/>
@@ -274,7 +274,7 @@
     </w:p>
     <w:tbl>
       <w:tblPr>
-        <w:tblW w:type="dxa" w:w="8906"/>
+        <w:tblW w:type="dxa" w:w="9071"/>
         <w:tblBorders>
           <w:top w:val="single" w:color="auto" w:sz="4"/>
           <w:left w:val="single" w:color="auto" w:sz="4"/>
@@ -285,9 +285,9 @@
         </w:tblBorders>
       </w:tblPr>
       <w:tblGrid>
-        <w:gridCol w:w="3919"/>
-        <w:gridCol w:w="2494"/>
-        <w:gridCol w:w="2493"/>
+        <w:gridCol w:w="3991"/>
+        <w:gridCol w:w="2540"/>
+        <w:gridCol w:w="2540"/>
       </w:tblGrid>
       <w:tr>
         <w:trPr>
@@ -296,7 +296,7 @@
         </w:trPr>
         <w:tc>
           <w:tcPr>
-            <w:tcW w:type="dxa" w:w="3919"/>
+            <w:tcW w:type="dxa" w:w="3991"/>
             <w:tcBorders>
               <w:top w:val="single" w:color="000000" w:sz="8"/>
               <w:left w:val="single" w:color="000000" w:sz="8"/>
@@ -330,7 +330,7 @@
         </w:tc>
         <w:tc>
           <w:tcPr>
-            <w:tcW w:type="dxa" w:w="2494"/>
+            <w:tcW w:type="dxa" w:w="2540"/>
             <w:tcBorders>
               <w:top w:val="single" w:color="000000" w:sz="8"/>
               <w:left w:val="single" w:color="000000" w:sz="8"/>
@@ -364,7 +364,7 @@
         </w:tc>
         <w:tc>
           <w:tcPr>
-            <w:tcW w:type="dxa" w:w="2493"/>
+            <w:tcW w:type="dxa" w:w="2540"/>
             <w:tcBorders>
               <w:top w:val="single" w:color="000000" w:sz="8"/>
               <w:left w:val="single" w:color="000000" w:sz="8"/>
@@ -403,7 +403,7 @@
         </w:trPr>
         <w:tc>
           <w:tcPr>
-            <w:tcW w:type="dxa" w:w="3919"/>
+            <w:tcW w:type="dxa" w:w="3991"/>
             <w:tcBorders>
               <w:top w:val="single" w:color="000000" w:sz="8"/>
               <w:left w:val="single" w:color="000000" w:sz="8"/>
@@ -437,7 +437,7 @@
         </w:tc>
         <w:tc>
           <w:tcPr>
-            <w:tcW w:type="dxa" w:w="2494"/>
+            <w:tcW w:type="dxa" w:w="2540"/>
             <w:tcBorders>
               <w:top w:val="single" w:color="000000" w:sz="8"/>
               <w:left w:val="single" w:color="000000" w:sz="8"/>
@@ -471,7 +471,7 @@
         </w:tc>
         <w:tc>
           <w:tcPr>
-            <w:tcW w:type="dxa" w:w="2493"/>
+            <w:tcW w:type="dxa" w:w="2540"/>
             <w:tcBorders>
               <w:top w:val="single" w:color="000000" w:sz="8"/>
               <w:left w:val="single" w:color="000000" w:sz="8"/>
@@ -510,7 +510,7 @@
         </w:trPr>
         <w:tc>
           <w:tcPr>
-            <w:tcW w:type="dxa" w:w="3919"/>
+            <w:tcW w:type="dxa" w:w="3991"/>
             <w:tcBorders>
               <w:top w:val="single" w:color="000000" w:sz="8"/>
               <w:left w:val="single" w:color="000000" w:sz="8"/>
@@ -544,7 +544,7 @@
         </w:tc>
         <w:tc>
           <w:tcPr>
-            <w:tcW w:type="dxa" w:w="2494"/>
+            <w:tcW w:type="dxa" w:w="2540"/>
             <w:tcBorders>
               <w:top w:val="single" w:color="000000" w:sz="8"/>
               <w:left w:val="single" w:color="000000" w:sz="8"/>
@@ -578,7 +578,7 @@
         </w:tc>
         <w:tc>
           <w:tcPr>
-            <w:tcW w:type="dxa" w:w="2493"/>
+            <w:tcW w:type="dxa" w:w="2540"/>
             <w:tcBorders>
               <w:top w:val="single" w:color="000000" w:sz="8"/>
               <w:left w:val="single" w:color="000000" w:sz="8"/>
@@ -617,7 +617,7 @@
         </w:trPr>
         <w:tc>
           <w:tcPr>
-            <w:tcW w:type="dxa" w:w="3919"/>
+            <w:tcW w:type="dxa" w:w="3991"/>
             <w:tcBorders>
               <w:top w:val="single" w:color="000000" w:sz="8"/>
               <w:left w:val="single" w:color="000000" w:sz="8"/>
@@ -651,7 +651,7 @@
         </w:tc>
         <w:tc>
           <w:tcPr>
-            <w:tcW w:type="dxa" w:w="2494"/>
+            <w:tcW w:type="dxa" w:w="2540"/>
             <w:tcBorders>
               <w:top w:val="single" w:color="000000" w:sz="8"/>
               <w:left w:val="single" w:color="000000" w:sz="8"/>
@@ -685,7 +685,7 @@
         </w:tc>
         <w:tc>
           <w:tcPr>
-            <w:tcW w:type="dxa" w:w="2493"/>
+            <w:tcW w:type="dxa" w:w="2540"/>
             <w:tcBorders>
               <w:top w:val="single" w:color="000000" w:sz="8"/>
               <w:left w:val="single" w:color="000000" w:sz="8"/>
@@ -724,7 +724,7 @@
         </w:trPr>
         <w:tc>
           <w:tcPr>
-            <w:tcW w:type="dxa" w:w="3919"/>
+            <w:tcW w:type="dxa" w:w="3991"/>
             <w:tcBorders>
               <w:top w:val="single" w:color="000000" w:sz="8"/>
               <w:left w:val="single" w:color="000000" w:sz="8"/>
@@ -758,7 +758,7 @@
         </w:tc>
         <w:tc>
           <w:tcPr>
-            <w:tcW w:type="dxa" w:w="2494"/>
+            <w:tcW w:type="dxa" w:w="2540"/>
             <w:tcBorders>
               <w:top w:val="single" w:color="000000" w:sz="8"/>
               <w:left w:val="single" w:color="000000" w:sz="8"/>
@@ -792,7 +792,7 @@
         </w:tc>
         <w:tc>
           <w:tcPr>
-            <w:tcW w:type="dxa" w:w="2493"/>
+            <w:tcW w:type="dxa" w:w="2540"/>
             <w:tcBorders>
               <w:top w:val="single" w:color="000000" w:sz="8"/>
               <w:left w:val="single" w:color="000000" w:sz="8"/>
@@ -831,7 +831,7 @@
         </w:trPr>
         <w:tc>
           <w:tcPr>
-            <w:tcW w:type="dxa" w:w="3919"/>
+            <w:tcW w:type="dxa" w:w="3991"/>
             <w:tcBorders>
               <w:top w:val="single" w:color="000000" w:sz="8"/>
               <w:left w:val="single" w:color="000000" w:sz="8"/>
@@ -865,7 +865,7 @@
         </w:tc>
         <w:tc>
           <w:tcPr>
-            <w:tcW w:type="dxa" w:w="2494"/>
+            <w:tcW w:type="dxa" w:w="2540"/>
             <w:tcBorders>
               <w:top w:val="single" w:color="000000" w:sz="8"/>
               <w:left w:val="single" w:color="000000" w:sz="8"/>
@@ -899,7 +899,7 @@
         </w:tc>
         <w:tc>
           <w:tcPr>
-            <w:tcW w:type="dxa" w:w="2493"/>
+            <w:tcW w:type="dxa" w:w="2540"/>
             <w:tcBorders>
               <w:top w:val="single" w:color="000000" w:sz="8"/>
               <w:left w:val="single" w:color="000000" w:sz="8"/>
@@ -958,7 +958,7 @@
       <w:pPr>
         <w:sectPr>
           <w:pgSz w:w="11906" w:h="16838" w:orient="portrait"/>
-          <w:pgMar w:top="1300" w:right="1300" w:bottom="1300" w:left="1700" w:header="708" w:footer="708" w:gutter="0"/>
+          <w:pgMar w:top="1134" w:right="1134" w:bottom="1134" w:left="1701" w:header="708" w:footer="708" w:gutter="0"/>
           <w:pgBorders>
             <w:top w:val="double" w:color="000000" w:sz="18" w:space="22"/>
             <w:left w:val="double" w:color="000000" w:sz="18" w:space="22"/>
@@ -993,7 +993,7 @@
     <w:p>
       <w:pPr>
         <w:tabs>
-          <w:tab w:val="right" w:pos="8646" w:leader="dot"/>
+          <w:tab w:val="right" w:pos="8871" w:leader="dot"/>
         </w:tabs>
         <w:spacing w:after="140" w:line="320" w:lineRule="auto"/>
         <w:ind w:left="0"/>
@@ -1022,13 +1022,13 @@
           <w:sz w:val="28"/>
           <w:szCs w:val="28"/>
         </w:rPr>
-        <w:t xml:space="preserve">	4</w:t>
+        <w:t xml:space="preserve">	3</w:t>
       </w:r>
     </w:p>
     <w:p>
       <w:pPr>
         <w:tabs>
-          <w:tab w:val="right" w:pos="8646" w:leader="dot"/>
+          <w:tab w:val="right" w:pos="8871" w:leader="dot"/>
         </w:tabs>
         <w:spacing w:after="140" w:line="320" w:lineRule="auto"/>
         <w:ind w:left="0"/>
@@ -1057,13 +1057,13 @@
           <w:sz w:val="28"/>
           <w:szCs w:val="28"/>
         </w:rPr>
-        <w:t xml:space="preserve">	5</w:t>
+        <w:t xml:space="preserve">	4</w:t>
       </w:r>
     </w:p>
     <w:p>
       <w:pPr>
         <w:tabs>
-          <w:tab w:val="right" w:pos="8646" w:leader="dot"/>
+          <w:tab w:val="right" w:pos="8871" w:leader="dot"/>
         </w:tabs>
         <w:spacing w:after="70" w:line="320" w:lineRule="auto"/>
         <w:ind w:left="480"/>
@@ -1092,13 +1092,13 @@
           <w:sz w:val="26"/>
           <w:szCs w:val="26"/>
         </w:rPr>
-        <w:t xml:space="preserve">	5</w:t>
+        <w:t xml:space="preserve">	4</w:t>
       </w:r>
     </w:p>
     <w:p>
       <w:pPr>
         <w:tabs>
-          <w:tab w:val="right" w:pos="8646" w:leader="dot"/>
+          <w:tab w:val="right" w:pos="8871" w:leader="dot"/>
         </w:tabs>
         <w:spacing w:after="70" w:line="320" w:lineRule="auto"/>
         <w:ind w:left="480"/>
@@ -1127,13 +1127,13 @@
           <w:sz w:val="26"/>
           <w:szCs w:val="26"/>
         </w:rPr>
-        <w:t xml:space="preserve">	5</w:t>
+        <w:t xml:space="preserve">	4</w:t>
       </w:r>
     </w:p>
     <w:p>
       <w:pPr>
         <w:tabs>
-          <w:tab w:val="right" w:pos="8646" w:leader="dot"/>
+          <w:tab w:val="right" w:pos="8871" w:leader="dot"/>
         </w:tabs>
         <w:spacing w:after="140" w:line="320" w:lineRule="auto"/>
         <w:ind w:left="0"/>
@@ -1162,13 +1162,13 @@
           <w:sz w:val="28"/>
           <w:szCs w:val="28"/>
         </w:rPr>
-        <w:t xml:space="preserve">	7</w:t>
+        <w:t xml:space="preserve">	6</w:t>
       </w:r>
     </w:p>
     <w:p>
       <w:pPr>
         <w:tabs>
-          <w:tab w:val="right" w:pos="8646" w:leader="dot"/>
+          <w:tab w:val="right" w:pos="8871" w:leader="dot"/>
         </w:tabs>
         <w:spacing w:after="70" w:line="320" w:lineRule="auto"/>
         <w:ind w:left="480"/>
@@ -1197,13 +1197,13 @@
           <w:sz w:val="26"/>
           <w:szCs w:val="26"/>
         </w:rPr>
-        <w:t xml:space="preserve">	7</w:t>
+        <w:t xml:space="preserve">	6</w:t>
       </w:r>
     </w:p>
     <w:p>
       <w:pPr>
         <w:tabs>
-          <w:tab w:val="right" w:pos="8646" w:leader="dot"/>
+          <w:tab w:val="right" w:pos="8871" w:leader="dot"/>
         </w:tabs>
         <w:spacing w:after="70" w:line="320" w:lineRule="auto"/>
         <w:ind w:left="480"/>
@@ -1232,13 +1232,13 @@
           <w:sz w:val="26"/>
           <w:szCs w:val="26"/>
         </w:rPr>
-        <w:t xml:space="preserve">	7</w:t>
+        <w:t xml:space="preserve">	6</w:t>
       </w:r>
     </w:p>
     <w:p>
       <w:pPr>
         <w:tabs>
-          <w:tab w:val="right" w:pos="8646" w:leader="dot"/>
+          <w:tab w:val="right" w:pos="8871" w:leader="dot"/>
         </w:tabs>
         <w:spacing w:after="140" w:line="320" w:lineRule="auto"/>
         <w:ind w:left="0"/>
@@ -1267,13 +1267,13 @@
           <w:sz w:val="28"/>
           <w:szCs w:val="28"/>
         </w:rPr>
-        <w:t xml:space="preserve">	9</w:t>
+        <w:t xml:space="preserve">	8</w:t>
       </w:r>
     </w:p>
     <w:p>
       <w:pPr>
         <w:tabs>
-          <w:tab w:val="right" w:pos="8646" w:leader="dot"/>
+          <w:tab w:val="right" w:pos="8871" w:leader="dot"/>
         </w:tabs>
         <w:spacing w:after="70" w:line="320" w:lineRule="auto"/>
         <w:ind w:left="480"/>
@@ -1302,13 +1302,13 @@
           <w:sz w:val="26"/>
           <w:szCs w:val="26"/>
         </w:rPr>
-        <w:t xml:space="preserve">	9</w:t>
+        <w:t xml:space="preserve">	8</w:t>
       </w:r>
     </w:p>
     <w:p>
       <w:pPr>
         <w:tabs>
-          <w:tab w:val="right" w:pos="8646" w:leader="dot"/>
+          <w:tab w:val="right" w:pos="8871" w:leader="dot"/>
         </w:tabs>
         <w:spacing w:after="70" w:line="320" w:lineRule="auto"/>
         <w:ind w:left="480"/>
@@ -1337,13 +1337,13 @@
           <w:sz w:val="26"/>
           <w:szCs w:val="26"/>
         </w:rPr>
-        <w:t xml:space="preserve">	9</w:t>
+        <w:t xml:space="preserve">	8</w:t>
       </w:r>
     </w:p>
     <w:p>
       <w:pPr>
         <w:tabs>
-          <w:tab w:val="right" w:pos="8646" w:leader="dot"/>
+          <w:tab w:val="right" w:pos="8871" w:leader="dot"/>
         </w:tabs>
         <w:spacing w:after="70" w:line="320" w:lineRule="auto"/>
         <w:ind w:left="480"/>
@@ -1372,13 +1372,13 @@
           <w:sz w:val="26"/>
           <w:szCs w:val="26"/>
         </w:rPr>
-        <w:t xml:space="preserve">	10</w:t>
+        <w:t xml:space="preserve">	9</w:t>
       </w:r>
     </w:p>
     <w:p>
       <w:pPr>
         <w:tabs>
-          <w:tab w:val="right" w:pos="8646" w:leader="dot"/>
+          <w:tab w:val="right" w:pos="8871" w:leader="dot"/>
         </w:tabs>
         <w:spacing w:after="70" w:line="320" w:lineRule="auto"/>
         <w:ind w:left="480"/>
@@ -1407,13 +1407,13 @@
           <w:sz w:val="26"/>
           <w:szCs w:val="26"/>
         </w:rPr>
-        <w:t xml:space="preserve">	11</w:t>
+        <w:t xml:space="preserve">	10</w:t>
       </w:r>
     </w:p>
     <w:p>
       <w:pPr>
         <w:tabs>
-          <w:tab w:val="right" w:pos="8646" w:leader="dot"/>
+          <w:tab w:val="right" w:pos="8871" w:leader="dot"/>
         </w:tabs>
         <w:spacing w:after="70" w:line="320" w:lineRule="auto"/>
         <w:ind w:left="480"/>
@@ -1442,13 +1442,13 @@
           <w:sz w:val="26"/>
           <w:szCs w:val="26"/>
         </w:rPr>
-        <w:t xml:space="preserve">	12</w:t>
+        <w:t xml:space="preserve">	10</w:t>
       </w:r>
     </w:p>
     <w:p>
       <w:pPr>
         <w:tabs>
-          <w:tab w:val="right" w:pos="8646" w:leader="dot"/>
+          <w:tab w:val="right" w:pos="8871" w:leader="dot"/>
         </w:tabs>
         <w:spacing w:after="140" w:line="320" w:lineRule="auto"/>
         <w:ind w:left="0"/>
@@ -1477,13 +1477,13 @@
           <w:sz w:val="28"/>
           <w:szCs w:val="28"/>
         </w:rPr>
-        <w:t xml:space="preserve">	13</w:t>
+        <w:t xml:space="preserve">	12</w:t>
       </w:r>
     </w:p>
     <w:p>
       <w:pPr>
         <w:tabs>
-          <w:tab w:val="right" w:pos="8646" w:leader="dot"/>
+          <w:tab w:val="right" w:pos="8871" w:leader="dot"/>
         </w:tabs>
         <w:spacing w:after="70" w:line="320" w:lineRule="auto"/>
         <w:ind w:left="480"/>
@@ -1512,13 +1512,13 @@
           <w:sz w:val="26"/>
           <w:szCs w:val="26"/>
         </w:rPr>
-        <w:t xml:space="preserve">	13</w:t>
+        <w:t xml:space="preserve">	12</w:t>
       </w:r>
     </w:p>
     <w:p>
       <w:pPr>
         <w:tabs>
-          <w:tab w:val="right" w:pos="8646" w:leader="dot"/>
+          <w:tab w:val="right" w:pos="8871" w:leader="dot"/>
         </w:tabs>
         <w:spacing w:after="70" w:line="320" w:lineRule="auto"/>
         <w:ind w:left="960"/>
@@ -1547,13 +1547,13 @@
           <w:sz w:val="24"/>
           <w:szCs w:val="24"/>
         </w:rPr>
-        <w:t xml:space="preserve">	14</w:t>
+        <w:t xml:space="preserve">	13</w:t>
       </w:r>
     </w:p>
     <w:p>
       <w:pPr>
         <w:tabs>
-          <w:tab w:val="right" w:pos="8646" w:leader="dot"/>
+          <w:tab w:val="right" w:pos="8871" w:leader="dot"/>
         </w:tabs>
         <w:spacing w:after="70" w:line="320" w:lineRule="auto"/>
         <w:ind w:left="480"/>
@@ -1582,13 +1582,13 @@
           <w:sz w:val="26"/>
           <w:szCs w:val="26"/>
         </w:rPr>
-        <w:t xml:space="preserve">	15</w:t>
+        <w:t xml:space="preserve">	14</w:t>
       </w:r>
     </w:p>
     <w:p>
       <w:pPr>
         <w:tabs>
-          <w:tab w:val="right" w:pos="8646" w:leader="dot"/>
+          <w:tab w:val="right" w:pos="8871" w:leader="dot"/>
         </w:tabs>
         <w:spacing w:after="70" w:line="320" w:lineRule="auto"/>
         <w:ind w:left="960"/>
@@ -1617,13 +1617,13 @@
           <w:sz w:val="24"/>
           <w:szCs w:val="24"/>
         </w:rPr>
-        <w:t xml:space="preserve">	16</w:t>
+        <w:t xml:space="preserve">	15</w:t>
       </w:r>
     </w:p>
     <w:p>
       <w:pPr>
         <w:tabs>
-          <w:tab w:val="right" w:pos="8646" w:leader="dot"/>
+          <w:tab w:val="right" w:pos="8871" w:leader="dot"/>
         </w:tabs>
         <w:spacing w:after="70" w:line="320" w:lineRule="auto"/>
         <w:ind w:left="480"/>
@@ -1652,13 +1652,13 @@
           <w:sz w:val="26"/>
           <w:szCs w:val="26"/>
         </w:rPr>
-        <w:t xml:space="preserve">	18</w:t>
+        <w:t xml:space="preserve">	16</w:t>
       </w:r>
     </w:p>
     <w:p>
       <w:pPr>
         <w:tabs>
-          <w:tab w:val="right" w:pos="8646" w:leader="dot"/>
+          <w:tab w:val="right" w:pos="8871" w:leader="dot"/>
         </w:tabs>
         <w:spacing w:after="70" w:line="320" w:lineRule="auto"/>
         <w:ind w:left="960"/>
@@ -1687,13 +1687,13 @@
           <w:sz w:val="24"/>
           <w:szCs w:val="24"/>
         </w:rPr>
-        <w:t xml:space="preserve">	19</w:t>
+        <w:t xml:space="preserve">	17</w:t>
       </w:r>
     </w:p>
     <w:p>
       <w:pPr>
         <w:tabs>
-          <w:tab w:val="right" w:pos="8646" w:leader="dot"/>
+          <w:tab w:val="right" w:pos="8871" w:leader="dot"/>
         </w:tabs>
         <w:spacing w:after="140" w:line="320" w:lineRule="auto"/>
         <w:ind w:left="0"/>
@@ -1722,13 +1722,13 @@
           <w:sz w:val="28"/>
           <w:szCs w:val="28"/>
         </w:rPr>
-        <w:t xml:space="preserve">	20</w:t>
+        <w:t xml:space="preserve">	18</w:t>
       </w:r>
     </w:p>
     <w:p>
       <w:pPr>
         <w:tabs>
-          <w:tab w:val="right" w:pos="8646" w:leader="dot"/>
+          <w:tab w:val="right" w:pos="8871" w:leader="dot"/>
         </w:tabs>
         <w:spacing w:after="140" w:line="320" w:lineRule="auto"/>
         <w:ind w:left="0"/>
@@ -1757,7 +1757,7 @@
           <w:sz w:val="28"/>
           <w:szCs w:val="28"/>
         </w:rPr>
-        <w:t xml:space="preserve">	22</w:t>
+        <w:t xml:space="preserve">	19</w:t>
       </w:r>
     </w:p>
     <w:p>
@@ -1938,7 +1938,7 @@
     </w:p>
     <w:tbl>
       <w:tblPr>
-        <w:tblW w:type="dxa" w:w="8846"/>
+        <w:tblW w:type="dxa" w:w="9071"/>
         <w:tblBorders>
           <w:top w:val="single" w:color="auto" w:sz="4"/>
           <w:left w:val="single" w:color="auto" w:sz="4"/>
@@ -1951,7 +1951,7 @@
       <w:tblGrid>
         <w:gridCol w:w="1100"/>
         <w:gridCol w:w="1800"/>
-        <w:gridCol w:w="5946"/>
+        <w:gridCol w:w="6171"/>
       </w:tblGrid>
       <w:tr>
         <w:trPr>
@@ -2030,7 +2030,7 @@
         </w:tc>
         <w:tc>
           <w:tcPr>
-            <w:tcW w:type="dxa" w:w="5946"/>
+            <w:tcW w:type="dxa" w:w="6171"/>
             <w:tcBorders>
               <w:top w:val="single" w:color="BFBFBF" w:sz="4"/>
               <w:left w:val="single" w:color="BFBFBF" w:sz="4"/>
@@ -2140,7 +2140,7 @@
         </w:tc>
         <w:tc>
           <w:tcPr>
-            <w:tcW w:type="dxa" w:w="5946"/>
+            <w:tcW w:type="dxa" w:w="6171"/>
             <w:tcBorders>
               <w:top w:val="single" w:color="BFBFBF" w:sz="4"/>
               <w:left w:val="single" w:color="BFBFBF" w:sz="4"/>
@@ -2250,7 +2250,7 @@
         </w:tc>
         <w:tc>
           <w:tcPr>
-            <w:tcW w:type="dxa" w:w="5946"/>
+            <w:tcW w:type="dxa" w:w="6171"/>
             <w:tcBorders>
               <w:top w:val="single" w:color="BFBFBF" w:sz="4"/>
               <w:left w:val="single" w:color="BFBFBF" w:sz="4"/>
@@ -2360,7 +2360,7 @@
         </w:tc>
         <w:tc>
           <w:tcPr>
-            <w:tcW w:type="dxa" w:w="5946"/>
+            <w:tcW w:type="dxa" w:w="6171"/>
             <w:tcBorders>
               <w:top w:val="single" w:color="BFBFBF" w:sz="4"/>
               <w:left w:val="single" w:color="BFBFBF" w:sz="4"/>
@@ -2470,7 +2470,7 @@
         </w:tc>
         <w:tc>
           <w:tcPr>
-            <w:tcW w:type="dxa" w:w="5946"/>
+            <w:tcW w:type="dxa" w:w="6171"/>
             <w:tcBorders>
               <w:top w:val="single" w:color="BFBFBF" w:sz="4"/>
               <w:left w:val="single" w:color="BFBFBF" w:sz="4"/>
@@ -2571,7 +2571,7 @@
     </w:p>
     <w:tbl>
       <w:tblPr>
-        <w:tblW w:type="dxa" w:w="8846"/>
+        <w:tblW w:type="dxa" w:w="9071"/>
         <w:tblBorders>
           <w:top w:val="single" w:color="auto" w:sz="4"/>
           <w:left w:val="single" w:color="auto" w:sz="4"/>
@@ -2583,7 +2583,7 @@
       </w:tblPr>
       <w:tblGrid>
         <w:gridCol w:w="3000"/>
-        <w:gridCol w:w="5846"/>
+        <w:gridCol w:w="6071"/>
       </w:tblGrid>
       <w:tr>
         <w:trPr>
@@ -2626,7 +2626,7 @@
         </w:tc>
         <w:tc>
           <w:tcPr>
-            <w:tcW w:type="dxa" w:w="5846"/>
+            <w:tcW w:type="dxa" w:w="6071"/>
             <w:tcBorders>
               <w:top w:val="single" w:color="BFBFBF" w:sz="4"/>
               <w:left w:val="single" w:color="BFBFBF" w:sz="4"/>
@@ -2701,7 +2701,7 @@
         </w:tc>
         <w:tc>
           <w:tcPr>
-            <w:tcW w:type="dxa" w:w="5846"/>
+            <w:tcW w:type="dxa" w:w="6071"/>
             <w:tcBorders>
               <w:top w:val="single" w:color="BFBFBF" w:sz="4"/>
               <w:left w:val="single" w:color="BFBFBF" w:sz="4"/>
@@ -2776,7 +2776,7 @@
         </w:tc>
         <w:tc>
           <w:tcPr>
-            <w:tcW w:type="dxa" w:w="5846"/>
+            <w:tcW w:type="dxa" w:w="6071"/>
             <w:tcBorders>
               <w:top w:val="single" w:color="BFBFBF" w:sz="4"/>
               <w:left w:val="single" w:color="BFBFBF" w:sz="4"/>
@@ -2851,7 +2851,7 @@
         </w:tc>
         <w:tc>
           <w:tcPr>
-            <w:tcW w:type="dxa" w:w="5846"/>
+            <w:tcW w:type="dxa" w:w="6071"/>
             <w:tcBorders>
               <w:top w:val="single" w:color="BFBFBF" w:sz="4"/>
               <w:left w:val="single" w:color="BFBFBF" w:sz="4"/>
@@ -2926,7 +2926,7 @@
         </w:tc>
         <w:tc>
           <w:tcPr>
-            <w:tcW w:type="dxa" w:w="5846"/>
+            <w:tcW w:type="dxa" w:w="6071"/>
             <w:tcBorders>
               <w:top w:val="single" w:color="BFBFBF" w:sz="4"/>
               <w:left w:val="single" w:color="BFBFBF" w:sz="4"/>
@@ -3001,7 +3001,7 @@
         </w:tc>
         <w:tc>
           <w:tcPr>
-            <w:tcW w:type="dxa" w:w="5846"/>
+            <w:tcW w:type="dxa" w:w="6071"/>
             <w:tcBorders>
               <w:top w:val="single" w:color="BFBFBF" w:sz="4"/>
               <w:left w:val="single" w:color="BFBFBF" w:sz="4"/>
@@ -3076,7 +3076,7 @@
         </w:tc>
         <w:tc>
           <w:tcPr>
-            <w:tcW w:type="dxa" w:w="5846"/>
+            <w:tcW w:type="dxa" w:w="6071"/>
             <w:tcBorders>
               <w:top w:val="single" w:color="BFBFBF" w:sz="4"/>
               <w:left w:val="single" w:color="BFBFBF" w:sz="4"/>
@@ -3148,7 +3148,7 @@
     </w:p>
     <w:tbl>
       <w:tblPr>
-        <w:tblW w:type="dxa" w:w="8846"/>
+        <w:tblW w:type="dxa" w:w="9071"/>
         <w:tblBorders>
           <w:top w:val="single" w:color="auto" w:sz="4"/>
           <w:left w:val="single" w:color="auto" w:sz="4"/>
@@ -3161,7 +3161,7 @@
       <w:tblGrid>
         <w:gridCol w:w="3000"/>
         <w:gridCol w:w="900"/>
-        <w:gridCol w:w="4946"/>
+        <w:gridCol w:w="5171"/>
       </w:tblGrid>
       <w:tr>
         <w:trPr>
@@ -3240,7 +3240,7 @@
         </w:tc>
         <w:tc>
           <w:tcPr>
-            <w:tcW w:type="dxa" w:w="4946"/>
+            <w:tcW w:type="dxa" w:w="5171"/>
             <w:tcBorders>
               <w:top w:val="single" w:color="BFBFBF" w:sz="4"/>
               <w:left w:val="single" w:color="BFBFBF" w:sz="4"/>
@@ -3350,7 +3350,7 @@
         </w:tc>
         <w:tc>
           <w:tcPr>
-            <w:tcW w:type="dxa" w:w="4946"/>
+            <w:tcW w:type="dxa" w:w="5171"/>
             <w:tcBorders>
               <w:top w:val="single" w:color="BFBFBF" w:sz="4"/>
               <w:left w:val="single" w:color="BFBFBF" w:sz="4"/>
@@ -3460,7 +3460,7 @@
         </w:tc>
         <w:tc>
           <w:tcPr>
-            <w:tcW w:type="dxa" w:w="4946"/>
+            <w:tcW w:type="dxa" w:w="5171"/>
             <w:tcBorders>
               <w:top w:val="single" w:color="BFBFBF" w:sz="4"/>
               <w:left w:val="single" w:color="BFBFBF" w:sz="4"/>
@@ -3570,7 +3570,7 @@
         </w:tc>
         <w:tc>
           <w:tcPr>
-            <w:tcW w:type="dxa" w:w="4946"/>
+            <w:tcW w:type="dxa" w:w="5171"/>
             <w:tcBorders>
               <w:top w:val="single" w:color="BFBFBF" w:sz="4"/>
               <w:left w:val="single" w:color="BFBFBF" w:sz="4"/>
@@ -3680,7 +3680,7 @@
         </w:tc>
         <w:tc>
           <w:tcPr>
-            <w:tcW w:type="dxa" w:w="4946"/>
+            <w:tcW w:type="dxa" w:w="5171"/>
             <w:tcBorders>
               <w:top w:val="single" w:color="BFBFBF" w:sz="4"/>
               <w:left w:val="single" w:color="BFBFBF" w:sz="4"/>
@@ -3790,7 +3790,7 @@
         </w:tc>
         <w:tc>
           <w:tcPr>
-            <w:tcW w:type="dxa" w:w="4946"/>
+            <w:tcW w:type="dxa" w:w="5171"/>
             <w:tcBorders>
               <w:top w:val="single" w:color="BFBFBF" w:sz="4"/>
               <w:left w:val="single" w:color="BFBFBF" w:sz="4"/>
@@ -3900,7 +3900,7 @@
         </w:tc>
         <w:tc>
           <w:tcPr>
-            <w:tcW w:type="dxa" w:w="4946"/>
+            <w:tcW w:type="dxa" w:w="5171"/>
             <w:tcBorders>
               <w:top w:val="single" w:color="BFBFBF" w:sz="4"/>
               <w:left w:val="single" w:color="BFBFBF" w:sz="4"/>
@@ -4010,7 +4010,7 @@
         </w:tc>
         <w:tc>
           <w:tcPr>
-            <w:tcW w:type="dxa" w:w="4946"/>
+            <w:tcW w:type="dxa" w:w="5171"/>
             <w:tcBorders>
               <w:top w:val="single" w:color="BFBFBF" w:sz="4"/>
               <w:left w:val="single" w:color="BFBFBF" w:sz="4"/>
@@ -4120,7 +4120,7 @@
         </w:tc>
         <w:tc>
           <w:tcPr>
-            <w:tcW w:type="dxa" w:w="4946"/>
+            <w:tcW w:type="dxa" w:w="5171"/>
             <w:tcBorders>
               <w:top w:val="single" w:color="BFBFBF" w:sz="4"/>
               <w:left w:val="single" w:color="BFBFBF" w:sz="4"/>
@@ -4230,7 +4230,7 @@
         </w:tc>
         <w:tc>
           <w:tcPr>
-            <w:tcW w:type="dxa" w:w="4946"/>
+            <w:tcW w:type="dxa" w:w="5171"/>
             <w:tcBorders>
               <w:top w:val="single" w:color="BFBFBF" w:sz="4"/>
               <w:left w:val="single" w:color="BFBFBF" w:sz="4"/>
@@ -4340,7 +4340,7 @@
         </w:tc>
         <w:tc>
           <w:tcPr>
-            <w:tcW w:type="dxa" w:w="4946"/>
+            <w:tcW w:type="dxa" w:w="5171"/>
             <w:tcBorders>
               <w:top w:val="single" w:color="BFBFBF" w:sz="4"/>
               <w:left w:val="single" w:color="BFBFBF" w:sz="4"/>
@@ -4450,7 +4450,7 @@
         </w:tc>
         <w:tc>
           <w:tcPr>
-            <w:tcW w:type="dxa" w:w="4946"/>
+            <w:tcW w:type="dxa" w:w="5171"/>
             <w:tcBorders>
               <w:top w:val="single" w:color="BFBFBF" w:sz="4"/>
               <w:left w:val="single" w:color="BFBFBF" w:sz="4"/>
@@ -4560,7 +4560,7 @@
         </w:tc>
         <w:tc>
           <w:tcPr>
-            <w:tcW w:type="dxa" w:w="4946"/>
+            <w:tcW w:type="dxa" w:w="5171"/>
             <w:tcBorders>
               <w:top w:val="single" w:color="BFBFBF" w:sz="4"/>
               <w:left w:val="single" w:color="BFBFBF" w:sz="4"/>
@@ -4670,7 +4670,7 @@
         </w:tc>
         <w:tc>
           <w:tcPr>
-            <w:tcW w:type="dxa" w:w="4946"/>
+            <w:tcW w:type="dxa" w:w="5171"/>
             <w:tcBorders>
               <w:top w:val="single" w:color="BFBFBF" w:sz="4"/>
               <w:left w:val="single" w:color="BFBFBF" w:sz="4"/>
@@ -4780,7 +4780,7 @@
         </w:tc>
         <w:tc>
           <w:tcPr>
-            <w:tcW w:type="dxa" w:w="4946"/>
+            <w:tcW w:type="dxa" w:w="5171"/>
             <w:tcBorders>
               <w:top w:val="single" w:color="BFBFBF" w:sz="4"/>
               <w:left w:val="single" w:color="BFBFBF" w:sz="4"/>
@@ -4890,7 +4890,7 @@
         </w:tc>
         <w:tc>
           <w:tcPr>
-            <w:tcW w:type="dxa" w:w="4946"/>
+            <w:tcW w:type="dxa" w:w="5171"/>
             <w:tcBorders>
               <w:top w:val="single" w:color="BFBFBF" w:sz="4"/>
               <w:left w:val="single" w:color="BFBFBF" w:sz="4"/>
@@ -5000,7 +5000,7 @@
         </w:tc>
         <w:tc>
           <w:tcPr>
-            <w:tcW w:type="dxa" w:w="4946"/>
+            <w:tcW w:type="dxa" w:w="5171"/>
             <w:tcBorders>
               <w:top w:val="single" w:color="BFBFBF" w:sz="4"/>
               <w:left w:val="single" w:color="BFBFBF" w:sz="4"/>
@@ -5110,7 +5110,7 @@
         </w:tc>
         <w:tc>
           <w:tcPr>
-            <w:tcW w:type="dxa" w:w="4946"/>
+            <w:tcW w:type="dxa" w:w="5171"/>
             <w:tcBorders>
               <w:top w:val="single" w:color="BFBFBF" w:sz="4"/>
               <w:left w:val="single" w:color="BFBFBF" w:sz="4"/>
@@ -5220,7 +5220,7 @@
         </w:tc>
         <w:tc>
           <w:tcPr>
-            <w:tcW w:type="dxa" w:w="4946"/>
+            <w:tcW w:type="dxa" w:w="5171"/>
             <w:tcBorders>
               <w:top w:val="single" w:color="BFBFBF" w:sz="4"/>
               <w:left w:val="single" w:color="BFBFBF" w:sz="4"/>
@@ -5303,7 +5303,7 @@
     </w:p>
     <w:tbl>
       <w:tblPr>
-        <w:tblW w:type="dxa" w:w="8846"/>
+        <w:tblW w:type="dxa" w:w="9071"/>
         <w:tblBorders>
           <w:top w:val="single" w:color="auto" w:sz="4"/>
           <w:left w:val="single" w:color="auto" w:sz="4"/>
@@ -5315,7 +5315,7 @@
       </w:tblPr>
       <w:tblGrid>
         <w:gridCol w:w="3800"/>
-        <w:gridCol w:w="5046"/>
+        <w:gridCol w:w="5271"/>
       </w:tblGrid>
       <w:tr>
         <w:trPr>
@@ -5358,7 +5358,7 @@
         </w:tc>
         <w:tc>
           <w:tcPr>
-            <w:tcW w:type="dxa" w:w="5046"/>
+            <w:tcW w:type="dxa" w:w="5271"/>
             <w:tcBorders>
               <w:top w:val="single" w:color="BFBFBF" w:sz="4"/>
               <w:left w:val="single" w:color="BFBFBF" w:sz="4"/>
@@ -5433,7 +5433,7 @@
         </w:tc>
         <w:tc>
           <w:tcPr>
-            <w:tcW w:type="dxa" w:w="5046"/>
+            <w:tcW w:type="dxa" w:w="5271"/>
             <w:tcBorders>
               <w:top w:val="single" w:color="BFBFBF" w:sz="4"/>
               <w:left w:val="single" w:color="BFBFBF" w:sz="4"/>
@@ -5508,7 +5508,7 @@
         </w:tc>
         <w:tc>
           <w:tcPr>
-            <w:tcW w:type="dxa" w:w="5046"/>
+            <w:tcW w:type="dxa" w:w="5271"/>
             <w:tcBorders>
               <w:top w:val="single" w:color="BFBFBF" w:sz="4"/>
               <w:left w:val="single" w:color="BFBFBF" w:sz="4"/>
@@ -5631,7 +5631,7 @@
     </w:p>
     <w:tbl>
       <w:tblPr>
-        <w:tblW w:type="dxa" w:w="8846"/>
+        <w:tblW w:type="dxa" w:w="9071"/>
         <w:tblBorders>
           <w:top w:val="single" w:color="auto" w:sz="4"/>
           <w:left w:val="single" w:color="auto" w:sz="4"/>
@@ -5644,7 +5644,7 @@
       <w:tblGrid>
         <w:gridCol w:w="2400"/>
         <w:gridCol w:w="2200"/>
-        <w:gridCol w:w="4246"/>
+        <w:gridCol w:w="4471"/>
       </w:tblGrid>
       <w:tr>
         <w:trPr>
@@ -5723,7 +5723,7 @@
         </w:tc>
         <w:tc>
           <w:tcPr>
-            <w:tcW w:type="dxa" w:w="4246"/>
+            <w:tcW w:type="dxa" w:w="4471"/>
             <w:tcBorders>
               <w:top w:val="single" w:color="BFBFBF" w:sz="4"/>
               <w:left w:val="single" w:color="BFBFBF" w:sz="4"/>
@@ -5833,7 +5833,7 @@
         </w:tc>
         <w:tc>
           <w:tcPr>
-            <w:tcW w:type="dxa" w:w="4246"/>
+            <w:tcW w:type="dxa" w:w="4471"/>
             <w:tcBorders>
               <w:top w:val="single" w:color="BFBFBF" w:sz="4"/>
               <w:left w:val="single" w:color="BFBFBF" w:sz="4"/>
@@ -5943,7 +5943,7 @@
         </w:tc>
         <w:tc>
           <w:tcPr>
-            <w:tcW w:type="dxa" w:w="4246"/>
+            <w:tcW w:type="dxa" w:w="4471"/>
             <w:tcBorders>
               <w:top w:val="single" w:color="BFBFBF" w:sz="4"/>
               <w:left w:val="single" w:color="BFBFBF" w:sz="4"/>
@@ -6053,7 +6053,7 @@
         </w:tc>
         <w:tc>
           <w:tcPr>
-            <w:tcW w:type="dxa" w:w="4246"/>
+            <w:tcW w:type="dxa" w:w="4471"/>
             <w:tcBorders>
               <w:top w:val="single" w:color="BFBFBF" w:sz="4"/>
               <w:left w:val="single" w:color="BFBFBF" w:sz="4"/>
@@ -6123,7 +6123,7 @@
     </w:p>
     <w:tbl>
       <w:tblPr>
-        <w:tblW w:type="dxa" w:w="8846"/>
+        <w:tblW w:type="dxa" w:w="9071"/>
         <w:tblBorders>
           <w:top w:val="single" w:color="auto" w:sz="4"/>
           <w:left w:val="single" w:color="auto" w:sz="4"/>
@@ -6136,7 +6136,7 @@
       <w:tblGrid>
         <w:gridCol w:w="2400"/>
         <w:gridCol w:w="1800"/>
-        <w:gridCol w:w="4646"/>
+        <w:gridCol w:w="4871"/>
       </w:tblGrid>
       <w:tr>
         <w:trPr>
@@ -6215,7 +6215,7 @@
         </w:tc>
         <w:tc>
           <w:tcPr>
-            <w:tcW w:type="dxa" w:w="4646"/>
+            <w:tcW w:type="dxa" w:w="4871"/>
             <w:tcBorders>
               <w:top w:val="single" w:color="BFBFBF" w:sz="4"/>
               <w:left w:val="single" w:color="BFBFBF" w:sz="4"/>
@@ -6325,7 +6325,7 @@
         </w:tc>
         <w:tc>
           <w:tcPr>
-            <w:tcW w:type="dxa" w:w="4646"/>
+            <w:tcW w:type="dxa" w:w="4871"/>
             <w:tcBorders>
               <w:top w:val="single" w:color="BFBFBF" w:sz="4"/>
               <w:left w:val="single" w:color="BFBFBF" w:sz="4"/>
@@ -6435,7 +6435,7 @@
         </w:tc>
         <w:tc>
           <w:tcPr>
-            <w:tcW w:type="dxa" w:w="4646"/>
+            <w:tcW w:type="dxa" w:w="4871"/>
             <w:tcBorders>
               <w:top w:val="single" w:color="BFBFBF" w:sz="4"/>
               <w:left w:val="single" w:color="BFBFBF" w:sz="4"/>
@@ -6545,7 +6545,7 @@
         </w:tc>
         <w:tc>
           <w:tcPr>
-            <w:tcW w:type="dxa" w:w="4646"/>
+            <w:tcW w:type="dxa" w:w="4871"/>
             <w:tcBorders>
               <w:top w:val="single" w:color="BFBFBF" w:sz="4"/>
               <w:left w:val="single" w:color="BFBFBF" w:sz="4"/>
@@ -6615,7 +6615,7 @@
     </w:p>
     <w:tbl>
       <w:tblPr>
-        <w:tblW w:type="dxa" w:w="8846"/>
+        <w:tblW w:type="dxa" w:w="9071"/>
         <w:tblBorders>
           <w:top w:val="single" w:color="auto" w:sz="4"/>
           <w:left w:val="single" w:color="auto" w:sz="4"/>
@@ -6627,7 +6627,7 @@
       </w:tblPr>
       <w:tblGrid>
         <w:gridCol w:w="3400"/>
-        <w:gridCol w:w="5446"/>
+        <w:gridCol w:w="5671"/>
       </w:tblGrid>
       <w:tr>
         <w:trPr>
@@ -6670,7 +6670,7 @@
         </w:tc>
         <w:tc>
           <w:tcPr>
-            <w:tcW w:type="dxa" w:w="5446"/>
+            <w:tcW w:type="dxa" w:w="5671"/>
             <w:tcBorders>
               <w:top w:val="single" w:color="BFBFBF" w:sz="4"/>
               <w:left w:val="single" w:color="BFBFBF" w:sz="4"/>
@@ -6745,7 +6745,7 @@
         </w:tc>
         <w:tc>
           <w:tcPr>
-            <w:tcW w:type="dxa" w:w="5446"/>
+            <w:tcW w:type="dxa" w:w="5671"/>
             <w:tcBorders>
               <w:top w:val="single" w:color="BFBFBF" w:sz="4"/>
               <w:left w:val="single" w:color="BFBFBF" w:sz="4"/>
@@ -6820,7 +6820,7 @@
         </w:tc>
         <w:tc>
           <w:tcPr>
-            <w:tcW w:type="dxa" w:w="5446"/>
+            <w:tcW w:type="dxa" w:w="5671"/>
             <w:tcBorders>
               <w:top w:val="single" w:color="BFBFBF" w:sz="4"/>
               <w:left w:val="single" w:color="BFBFBF" w:sz="4"/>
@@ -6895,7 +6895,7 @@
         </w:tc>
         <w:tc>
           <w:tcPr>
-            <w:tcW w:type="dxa" w:w="5446"/>
+            <w:tcW w:type="dxa" w:w="5671"/>
             <w:tcBorders>
               <w:top w:val="single" w:color="BFBFBF" w:sz="4"/>
               <w:left w:val="single" w:color="BFBFBF" w:sz="4"/>
@@ -7029,7 +7029,7 @@
     </w:p>
     <w:tbl>
       <w:tblPr>
-        <w:tblW w:type="dxa" w:w="8846"/>
+        <w:tblW w:type="dxa" w:w="9071"/>
         <w:tblBorders>
           <w:top w:val="single" w:color="auto" w:sz="4"/>
           <w:left w:val="single" w:color="auto" w:sz="4"/>
@@ -7042,7 +7042,7 @@
       <w:tblGrid>
         <w:gridCol w:w="2000"/>
         <w:gridCol w:w="1400"/>
-        <w:gridCol w:w="5446"/>
+        <w:gridCol w:w="5671"/>
       </w:tblGrid>
       <w:tr>
         <w:trPr>
@@ -7121,7 +7121,7 @@
         </w:tc>
         <w:tc>
           <w:tcPr>
-            <w:tcW w:type="dxa" w:w="5446"/>
+            <w:tcW w:type="dxa" w:w="5671"/>
             <w:tcBorders>
               <w:top w:val="single" w:color="BFBFBF" w:sz="4"/>
               <w:left w:val="single" w:color="BFBFBF" w:sz="4"/>
@@ -7231,7 +7231,7 @@
         </w:tc>
         <w:tc>
           <w:tcPr>
-            <w:tcW w:type="dxa" w:w="5446"/>
+            <w:tcW w:type="dxa" w:w="5671"/>
             <w:tcBorders>
               <w:top w:val="single" w:color="BFBFBF" w:sz="4"/>
               <w:left w:val="single" w:color="BFBFBF" w:sz="4"/>
@@ -7341,7 +7341,7 @@
         </w:tc>
         <w:tc>
           <w:tcPr>
-            <w:tcW w:type="dxa" w:w="5446"/>
+            <w:tcW w:type="dxa" w:w="5671"/>
             <w:tcBorders>
               <w:top w:val="single" w:color="BFBFBF" w:sz="4"/>
               <w:left w:val="single" w:color="BFBFBF" w:sz="4"/>
@@ -7451,7 +7451,7 @@
         </w:tc>
         <w:tc>
           <w:tcPr>
-            <w:tcW w:type="dxa" w:w="5446"/>
+            <w:tcW w:type="dxa" w:w="5671"/>
             <w:tcBorders>
               <w:top w:val="single" w:color="BFBFBF" w:sz="4"/>
               <w:left w:val="single" w:color="BFBFBF" w:sz="4"/>
@@ -7561,7 +7561,7 @@
         </w:tc>
         <w:tc>
           <w:tcPr>
-            <w:tcW w:type="dxa" w:w="5446"/>
+            <w:tcW w:type="dxa" w:w="5671"/>
             <w:tcBorders>
               <w:top w:val="single" w:color="BFBFBF" w:sz="4"/>
               <w:left w:val="single" w:color="BFBFBF" w:sz="4"/>
@@ -7616,7 +7616,7 @@
     </w:p>
     <w:tbl>
       <w:tblPr>
-        <w:tblW w:type="dxa" w:w="8846"/>
+        <w:tblW w:type="dxa" w:w="9071"/>
         <w:tblBorders>
           <w:top w:val="single" w:color="auto" w:sz="4"/>
           <w:left w:val="single" w:color="auto" w:sz="4"/>
@@ -7628,7 +7628,7 @@
       </w:tblPr>
       <w:tblGrid>
         <w:gridCol w:w="3800"/>
-        <w:gridCol w:w="5046"/>
+        <w:gridCol w:w="5271"/>
       </w:tblGrid>
       <w:tr>
         <w:trPr>
@@ -7671,7 +7671,7 @@
         </w:tc>
         <w:tc>
           <w:tcPr>
-            <w:tcW w:type="dxa" w:w="5046"/>
+            <w:tcW w:type="dxa" w:w="5271"/>
             <w:tcBorders>
               <w:top w:val="single" w:color="BFBFBF" w:sz="4"/>
               <w:left w:val="single" w:color="BFBFBF" w:sz="4"/>
@@ -7746,7 +7746,7 @@
         </w:tc>
         <w:tc>
           <w:tcPr>
-            <w:tcW w:type="dxa" w:w="5046"/>
+            <w:tcW w:type="dxa" w:w="5271"/>
             <w:tcBorders>
               <w:top w:val="single" w:color="BFBFBF" w:sz="4"/>
               <w:left w:val="single" w:color="BFBFBF" w:sz="4"/>
@@ -7829,7 +7829,7 @@
     </w:p>
     <w:tbl>
       <w:tblPr>
-        <w:tblW w:type="dxa" w:w="8846"/>
+        <w:tblW w:type="dxa" w:w="9071"/>
         <w:tblBorders>
           <w:top w:val="single" w:color="auto" w:sz="4"/>
           <w:left w:val="single" w:color="auto" w:sz="4"/>
@@ -7842,7 +7842,7 @@
       <w:tblGrid>
         <w:gridCol w:w="2400"/>
         <w:gridCol w:w="2300"/>
-        <w:gridCol w:w="4146"/>
+        <w:gridCol w:w="4371"/>
       </w:tblGrid>
       <w:tr>
         <w:trPr>
@@ -7921,7 +7921,7 @@
         </w:tc>
         <w:tc>
           <w:tcPr>
-            <w:tcW w:type="dxa" w:w="4146"/>
+            <w:tcW w:type="dxa" w:w="4371"/>
             <w:tcBorders>
               <w:top w:val="single" w:color="BFBFBF" w:sz="4"/>
               <w:left w:val="single" w:color="BFBFBF" w:sz="4"/>
@@ -8031,7 +8031,7 @@
         </w:tc>
         <w:tc>
           <w:tcPr>
-            <w:tcW w:type="dxa" w:w="4146"/>
+            <w:tcW w:type="dxa" w:w="4371"/>
             <w:tcBorders>
               <w:top w:val="single" w:color="BFBFBF" w:sz="4"/>
               <w:left w:val="single" w:color="BFBFBF" w:sz="4"/>
@@ -8141,7 +8141,7 @@
         </w:tc>
         <w:tc>
           <w:tcPr>
-            <w:tcW w:type="dxa" w:w="4146"/>
+            <w:tcW w:type="dxa" w:w="4371"/>
             <w:tcBorders>
               <w:top w:val="single" w:color="BFBFBF" w:sz="4"/>
               <w:left w:val="single" w:color="BFBFBF" w:sz="4"/>
@@ -8251,7 +8251,7 @@
         </w:tc>
         <w:tc>
           <w:tcPr>
-            <w:tcW w:type="dxa" w:w="4146"/>
+            <w:tcW w:type="dxa" w:w="4371"/>
             <w:tcBorders>
               <w:top w:val="single" w:color="BFBFBF" w:sz="4"/>
               <w:left w:val="single" w:color="BFBFBF" w:sz="4"/>
@@ -8361,7 +8361,7 @@
         </w:tc>
         <w:tc>
           <w:tcPr>
-            <w:tcW w:type="dxa" w:w="4146"/>
+            <w:tcW w:type="dxa" w:w="4371"/>
             <w:tcBorders>
               <w:top w:val="single" w:color="BFBFBF" w:sz="4"/>
               <w:left w:val="single" w:color="BFBFBF" w:sz="4"/>
@@ -8471,7 +8471,7 @@
         </w:tc>
         <w:tc>
           <w:tcPr>
-            <w:tcW w:type="dxa" w:w="4146"/>
+            <w:tcW w:type="dxa" w:w="4371"/>
             <w:tcBorders>
               <w:top w:val="single" w:color="BFBFBF" w:sz="4"/>
               <w:left w:val="single" w:color="BFBFBF" w:sz="4"/>
@@ -8581,7 +8581,7 @@
         </w:tc>
         <w:tc>
           <w:tcPr>
-            <w:tcW w:type="dxa" w:w="4146"/>
+            <w:tcW w:type="dxa" w:w="4371"/>
             <w:tcBorders>
               <w:top w:val="single" w:color="BFBFBF" w:sz="4"/>
               <w:left w:val="single" w:color="BFBFBF" w:sz="4"/>
@@ -8691,7 +8691,7 @@
         </w:tc>
         <w:tc>
           <w:tcPr>
-            <w:tcW w:type="dxa" w:w="4146"/>
+            <w:tcW w:type="dxa" w:w="4371"/>
             <w:tcBorders>
               <w:top w:val="single" w:color="BFBFBF" w:sz="4"/>
               <w:left w:val="single" w:color="BFBFBF" w:sz="4"/>
@@ -8801,7 +8801,7 @@
         </w:tc>
         <w:tc>
           <w:tcPr>
-            <w:tcW w:type="dxa" w:w="4146"/>
+            <w:tcW w:type="dxa" w:w="4371"/>
             <w:tcBorders>
               <w:top w:val="single" w:color="BFBFBF" w:sz="4"/>
               <w:left w:val="single" w:color="BFBFBF" w:sz="4"/>
@@ -9034,7 +9034,7 @@
     </w:p>
     <w:tbl>
       <w:tblPr>
-        <w:tblW w:type="dxa" w:w="8846"/>
+        <w:tblW w:type="dxa" w:w="9071"/>
         <w:tblBorders>
           <w:top w:val="single" w:color="auto" w:sz="4"/>
           <w:left w:val="single" w:color="auto" w:sz="4"/>
@@ -9047,7 +9047,7 @@
       <w:tblGrid>
         <w:gridCol w:w="2600"/>
         <w:gridCol w:w="1600"/>
-        <w:gridCol w:w="4646"/>
+        <w:gridCol w:w="4871"/>
       </w:tblGrid>
       <w:tr>
         <w:trPr>
@@ -9126,7 +9126,7 @@
         </w:tc>
         <w:tc>
           <w:tcPr>
-            <w:tcW w:type="dxa" w:w="4646"/>
+            <w:tcW w:type="dxa" w:w="4871"/>
             <w:tcBorders>
               <w:top w:val="single" w:color="BFBFBF" w:sz="4"/>
               <w:left w:val="single" w:color="BFBFBF" w:sz="4"/>
@@ -9236,7 +9236,7 @@
         </w:tc>
         <w:tc>
           <w:tcPr>
-            <w:tcW w:type="dxa" w:w="4646"/>
+            <w:tcW w:type="dxa" w:w="4871"/>
             <w:tcBorders>
               <w:top w:val="single" w:color="BFBFBF" w:sz="4"/>
               <w:left w:val="single" w:color="BFBFBF" w:sz="4"/>
@@ -9346,7 +9346,7 @@
         </w:tc>
         <w:tc>
           <w:tcPr>
-            <w:tcW w:type="dxa" w:w="4646"/>
+            <w:tcW w:type="dxa" w:w="4871"/>
             <w:tcBorders>
               <w:top w:val="single" w:color="BFBFBF" w:sz="4"/>
               <w:left w:val="single" w:color="BFBFBF" w:sz="4"/>
@@ -9456,7 +9456,7 @@
         </w:tc>
         <w:tc>
           <w:tcPr>
-            <w:tcW w:type="dxa" w:w="4646"/>
+            <w:tcW w:type="dxa" w:w="4871"/>
             <w:tcBorders>
               <w:top w:val="single" w:color="BFBFBF" w:sz="4"/>
               <w:left w:val="single" w:color="BFBFBF" w:sz="4"/>
@@ -9566,7 +9566,7 @@
         </w:tc>
         <w:tc>
           <w:tcPr>
-            <w:tcW w:type="dxa" w:w="4646"/>
+            <w:tcW w:type="dxa" w:w="4871"/>
             <w:tcBorders>
               <w:top w:val="single" w:color="BFBFBF" w:sz="4"/>
               <w:left w:val="single" w:color="BFBFBF" w:sz="4"/>
@@ -9676,7 +9676,7 @@
         </w:tc>
         <w:tc>
           <w:tcPr>
-            <w:tcW w:type="dxa" w:w="4646"/>
+            <w:tcW w:type="dxa" w:w="4871"/>
             <w:tcBorders>
               <w:top w:val="single" w:color="BFBFBF" w:sz="4"/>
               <w:left w:val="single" w:color="BFBFBF" w:sz="4"/>
@@ -9786,7 +9786,7 @@
         </w:tc>
         <w:tc>
           <w:tcPr>
-            <w:tcW w:type="dxa" w:w="4646"/>
+            <w:tcW w:type="dxa" w:w="4871"/>
             <w:tcBorders>
               <w:top w:val="single" w:color="BFBFBF" w:sz="4"/>
               <w:left w:val="single" w:color="BFBFBF" w:sz="4"/>
@@ -9876,7 +9876,7 @@
     </w:p>
     <w:tbl>
       <w:tblPr>
-        <w:tblW w:type="dxa" w:w="8846"/>
+        <w:tblW w:type="dxa" w:w="9071"/>
         <w:tblBorders>
           <w:top w:val="single" w:color="auto" w:sz="4"/>
           <w:left w:val="single" w:color="auto" w:sz="4"/>
@@ -9889,7 +9889,7 @@
       <w:tblGrid>
         <w:gridCol w:w="2200"/>
         <w:gridCol w:w="700"/>
-        <w:gridCol w:w="5946"/>
+        <w:gridCol w:w="6171"/>
       </w:tblGrid>
       <w:tr>
         <w:trPr>
@@ -9968,7 +9968,7 @@
         </w:tc>
         <w:tc>
           <w:tcPr>
-            <w:tcW w:type="dxa" w:w="5946"/>
+            <w:tcW w:type="dxa" w:w="6171"/>
             <w:tcBorders>
               <w:top w:val="single" w:color="BFBFBF" w:sz="4"/>
               <w:left w:val="single" w:color="BFBFBF" w:sz="4"/>
@@ -10078,7 +10078,7 @@
         </w:tc>
         <w:tc>
           <w:tcPr>
-            <w:tcW w:type="dxa" w:w="5946"/>
+            <w:tcW w:type="dxa" w:w="6171"/>
             <w:tcBorders>
               <w:top w:val="single" w:color="BFBFBF" w:sz="4"/>
               <w:left w:val="single" w:color="BFBFBF" w:sz="4"/>
@@ -10188,7 +10188,7 @@
         </w:tc>
         <w:tc>
           <w:tcPr>
-            <w:tcW w:type="dxa" w:w="5946"/>
+            <w:tcW w:type="dxa" w:w="6171"/>
             <w:tcBorders>
               <w:top w:val="single" w:color="BFBFBF" w:sz="4"/>
               <w:left w:val="single" w:color="BFBFBF" w:sz="4"/>
@@ -10298,7 +10298,7 @@
         </w:tc>
         <w:tc>
           <w:tcPr>
-            <w:tcW w:type="dxa" w:w="5946"/>
+            <w:tcW w:type="dxa" w:w="6171"/>
             <w:tcBorders>
               <w:top w:val="single" w:color="BFBFBF" w:sz="4"/>
               <w:left w:val="single" w:color="BFBFBF" w:sz="4"/>
@@ -10408,7 +10408,7 @@
         </w:tc>
         <w:tc>
           <w:tcPr>
-            <w:tcW w:type="dxa" w:w="5946"/>
+            <w:tcW w:type="dxa" w:w="6171"/>
             <w:tcBorders>
               <w:top w:val="single" w:color="BFBFBF" w:sz="4"/>
               <w:left w:val="single" w:color="BFBFBF" w:sz="4"/>
@@ -10518,7 +10518,7 @@
         </w:tc>
         <w:tc>
           <w:tcPr>
-            <w:tcW w:type="dxa" w:w="5946"/>
+            <w:tcW w:type="dxa" w:w="6171"/>
             <w:tcBorders>
               <w:top w:val="single" w:color="BFBFBF" w:sz="4"/>
               <w:left w:val="single" w:color="BFBFBF" w:sz="4"/>
@@ -10628,7 +10628,7 @@
         </w:tc>
         <w:tc>
           <w:tcPr>
-            <w:tcW w:type="dxa" w:w="5946"/>
+            <w:tcW w:type="dxa" w:w="6171"/>
             <w:tcBorders>
               <w:top w:val="single" w:color="BFBFBF" w:sz="4"/>
               <w:left w:val="single" w:color="BFBFBF" w:sz="4"/>
@@ -10738,7 +10738,7 @@
         </w:tc>
         <w:tc>
           <w:tcPr>
-            <w:tcW w:type="dxa" w:w="5946"/>
+            <w:tcW w:type="dxa" w:w="6171"/>
             <w:tcBorders>
               <w:top w:val="single" w:color="BFBFBF" w:sz="4"/>
               <w:left w:val="single" w:color="BFBFBF" w:sz="4"/>
@@ -10848,7 +10848,7 @@
         </w:tc>
         <w:tc>
           <w:tcPr>
-            <w:tcW w:type="dxa" w:w="5946"/>
+            <w:tcW w:type="dxa" w:w="6171"/>
             <w:tcBorders>
               <w:top w:val="single" w:color="BFBFBF" w:sz="4"/>
               <w:left w:val="single" w:color="BFBFBF" w:sz="4"/>
@@ -10998,7 +10998,7 @@
     </w:p>
     <w:tbl>
       <w:tblPr>
-        <w:tblW w:type="dxa" w:w="8846"/>
+        <w:tblW w:type="dxa" w:w="9071"/>
         <w:tblBorders>
           <w:top w:val="single" w:color="auto" w:sz="4"/>
           <w:left w:val="single" w:color="auto" w:sz="4"/>
@@ -11010,7 +11010,7 @@
       </w:tblPr>
       <w:tblGrid>
         <w:gridCol w:w="3600"/>
-        <w:gridCol w:w="5246"/>
+        <w:gridCol w:w="5471"/>
       </w:tblGrid>
       <w:tr>
         <w:trPr>
@@ -11053,7 +11053,7 @@
         </w:tc>
         <w:tc>
           <w:tcPr>
-            <w:tcW w:type="dxa" w:w="5246"/>
+            <w:tcW w:type="dxa" w:w="5471"/>
             <w:tcBorders>
               <w:top w:val="single" w:color="BFBFBF" w:sz="4"/>
               <w:left w:val="single" w:color="BFBFBF" w:sz="4"/>
@@ -11128,7 +11128,7 @@
         </w:tc>
         <w:tc>
           <w:tcPr>
-            <w:tcW w:type="dxa" w:w="5246"/>
+            <w:tcW w:type="dxa" w:w="5471"/>
             <w:tcBorders>
               <w:top w:val="single" w:color="BFBFBF" w:sz="4"/>
               <w:left w:val="single" w:color="BFBFBF" w:sz="4"/>
@@ -11203,7 +11203,7 @@
         </w:tc>
         <w:tc>
           <w:tcPr>
-            <w:tcW w:type="dxa" w:w="5246"/>
+            <w:tcW w:type="dxa" w:w="5471"/>
             <w:tcBorders>
               <w:top w:val="single" w:color="BFBFBF" w:sz="4"/>
               <w:left w:val="single" w:color="BFBFBF" w:sz="4"/>
@@ -11278,7 +11278,7 @@
         </w:tc>
         <w:tc>
           <w:tcPr>
-            <w:tcW w:type="dxa" w:w="5246"/>
+            <w:tcW w:type="dxa" w:w="5471"/>
             <w:tcBorders>
               <w:top w:val="single" w:color="BFBFBF" w:sz="4"/>
               <w:left w:val="single" w:color="BFBFBF" w:sz="4"/>
@@ -11406,7 +11406,7 @@
     </w:p>
     <w:tbl>
       <w:tblPr>
-        <w:tblW w:type="dxa" w:w="8846"/>
+        <w:tblW w:type="dxa" w:w="9071"/>
         <w:tblBorders>
           <w:top w:val="single" w:color="auto" w:sz="4"/>
           <w:left w:val="single" w:color="auto" w:sz="4"/>
@@ -11419,7 +11419,7 @@
       <w:tblGrid>
         <w:gridCol w:w="2500"/>
         <w:gridCol w:w="1500"/>
-        <w:gridCol w:w="4846"/>
+        <w:gridCol w:w="5071"/>
       </w:tblGrid>
       <w:tr>
         <w:trPr>
@@ -11498,7 +11498,7 @@
         </w:tc>
         <w:tc>
           <w:tcPr>
-            <w:tcW w:type="dxa" w:w="4846"/>
+            <w:tcW w:type="dxa" w:w="5071"/>
             <w:tcBorders>
               <w:top w:val="single" w:color="BFBFBF" w:sz="4"/>
               <w:left w:val="single" w:color="BFBFBF" w:sz="4"/>
@@ -11608,7 +11608,7 @@
         </w:tc>
         <w:tc>
           <w:tcPr>
-            <w:tcW w:type="dxa" w:w="4846"/>
+            <w:tcW w:type="dxa" w:w="5071"/>
             <w:tcBorders>
               <w:top w:val="single" w:color="BFBFBF" w:sz="4"/>
               <w:left w:val="single" w:color="BFBFBF" w:sz="4"/>
@@ -11718,7 +11718,7 @@
         </w:tc>
         <w:tc>
           <w:tcPr>
-            <w:tcW w:type="dxa" w:w="4846"/>
+            <w:tcW w:type="dxa" w:w="5071"/>
             <w:tcBorders>
               <w:top w:val="single" w:color="BFBFBF" w:sz="4"/>
               <w:left w:val="single" w:color="BFBFBF" w:sz="4"/>
@@ -11828,7 +11828,7 @@
         </w:tc>
         <w:tc>
           <w:tcPr>
-            <w:tcW w:type="dxa" w:w="4846"/>
+            <w:tcW w:type="dxa" w:w="5071"/>
             <w:tcBorders>
               <w:top w:val="single" w:color="BFBFBF" w:sz="4"/>
               <w:left w:val="single" w:color="BFBFBF" w:sz="4"/>
@@ -11938,7 +11938,7 @@
         </w:tc>
         <w:tc>
           <w:tcPr>
-            <w:tcW w:type="dxa" w:w="4846"/>
+            <w:tcW w:type="dxa" w:w="5071"/>
             <w:tcBorders>
               <w:top w:val="single" w:color="BFBFBF" w:sz="4"/>
               <w:left w:val="single" w:color="BFBFBF" w:sz="4"/>
@@ -12048,7 +12048,7 @@
         </w:tc>
         <w:tc>
           <w:tcPr>
-            <w:tcW w:type="dxa" w:w="4846"/>
+            <w:tcW w:type="dxa" w:w="5071"/>
             <w:tcBorders>
               <w:top w:val="single" w:color="BFBFBF" w:sz="4"/>
               <w:left w:val="single" w:color="BFBFBF" w:sz="4"/>
@@ -12158,7 +12158,7 @@
         </w:tc>
         <w:tc>
           <w:tcPr>
-            <w:tcW w:type="dxa" w:w="4846"/>
+            <w:tcW w:type="dxa" w:w="5071"/>
             <w:tcBorders>
               <w:top w:val="single" w:color="BFBFBF" w:sz="4"/>
               <w:left w:val="single" w:color="BFBFBF" w:sz="4"/>
@@ -12268,7 +12268,7 @@
         </w:tc>
         <w:tc>
           <w:tcPr>
-            <w:tcW w:type="dxa" w:w="4846"/>
+            <w:tcW w:type="dxa" w:w="5071"/>
             <w:tcBorders>
               <w:top w:val="single" w:color="BFBFBF" w:sz="4"/>
               <w:left w:val="single" w:color="BFBFBF" w:sz="4"/>
@@ -12378,7 +12378,7 @@
         </w:tc>
         <w:tc>
           <w:tcPr>
-            <w:tcW w:type="dxa" w:w="4846"/>
+            <w:tcW w:type="dxa" w:w="5071"/>
             <w:tcBorders>
               <w:top w:val="single" w:color="BFBFBF" w:sz="4"/>
               <w:left w:val="single" w:color="BFBFBF" w:sz="4"/>
@@ -12795,7 +12795,7 @@
     </w:p>
     <w:tbl>
       <w:tblPr>
-        <w:tblW w:type="dxa" w:w="8846"/>
+        <w:tblW w:type="dxa" w:w="9071"/>
         <w:tblBorders>
           <w:top w:val="single" w:color="auto" w:sz="4"/>
           <w:left w:val="single" w:color="auto" w:sz="4"/>
@@ -12808,7 +12808,7 @@
       <w:tblGrid>
         <w:gridCol w:w="2300"/>
         <w:gridCol w:w="1200"/>
-        <w:gridCol w:w="5346"/>
+        <w:gridCol w:w="5571"/>
       </w:tblGrid>
       <w:tr>
         <w:trPr>
@@ -12887,7 +12887,7 @@
         </w:tc>
         <w:tc>
           <w:tcPr>
-            <w:tcW w:type="dxa" w:w="5346"/>
+            <w:tcW w:type="dxa" w:w="5571"/>
             <w:tcBorders>
               <w:top w:val="single" w:color="BFBFBF" w:sz="4"/>
               <w:left w:val="single" w:color="BFBFBF" w:sz="4"/>
@@ -12997,7 +12997,7 @@
         </w:tc>
         <w:tc>
           <w:tcPr>
-            <w:tcW w:type="dxa" w:w="5346"/>
+            <w:tcW w:type="dxa" w:w="5571"/>
             <w:tcBorders>
               <w:top w:val="single" w:color="BFBFBF" w:sz="4"/>
               <w:left w:val="single" w:color="BFBFBF" w:sz="4"/>
@@ -13107,7 +13107,7 @@
         </w:tc>
         <w:tc>
           <w:tcPr>
-            <w:tcW w:type="dxa" w:w="5346"/>
+            <w:tcW w:type="dxa" w:w="5571"/>
             <w:tcBorders>
               <w:top w:val="single" w:color="BFBFBF" w:sz="4"/>
               <w:left w:val="single" w:color="BFBFBF" w:sz="4"/>
@@ -13217,7 +13217,7 @@
         </w:tc>
         <w:tc>
           <w:tcPr>
-            <w:tcW w:type="dxa" w:w="5346"/>
+            <w:tcW w:type="dxa" w:w="5571"/>
             <w:tcBorders>
               <w:top w:val="single" w:color="BFBFBF" w:sz="4"/>
               <w:left w:val="single" w:color="BFBFBF" w:sz="4"/>
@@ -13327,7 +13327,7 @@
         </w:tc>
         <w:tc>
           <w:tcPr>
-            <w:tcW w:type="dxa" w:w="5346"/>
+            <w:tcW w:type="dxa" w:w="5571"/>
             <w:tcBorders>
               <w:top w:val="single" w:color="BFBFBF" w:sz="4"/>
               <w:left w:val="single" w:color="BFBFBF" w:sz="4"/>
@@ -13437,7 +13437,7 @@
         </w:tc>
         <w:tc>
           <w:tcPr>
-            <w:tcW w:type="dxa" w:w="5346"/>
+            <w:tcW w:type="dxa" w:w="5571"/>
             <w:tcBorders>
               <w:top w:val="single" w:color="BFBFBF" w:sz="4"/>
               <w:left w:val="single" w:color="BFBFBF" w:sz="4"/>
@@ -13547,7 +13547,7 @@
         </w:tc>
         <w:tc>
           <w:tcPr>
-            <w:tcW w:type="dxa" w:w="5346"/>
+            <w:tcW w:type="dxa" w:w="5571"/>
             <w:tcBorders>
               <w:top w:val="single" w:color="BFBFBF" w:sz="4"/>
               <w:left w:val="single" w:color="BFBFBF" w:sz="4"/>
@@ -13657,7 +13657,7 @@
         </w:tc>
         <w:tc>
           <w:tcPr>
-            <w:tcW w:type="dxa" w:w="5346"/>
+            <w:tcW w:type="dxa" w:w="5571"/>
             <w:tcBorders>
               <w:top w:val="single" w:color="BFBFBF" w:sz="4"/>
               <w:left w:val="single" w:color="BFBFBF" w:sz="4"/>
@@ -14285,7 +14285,7 @@
     </w:p>
     <w:tbl>
       <w:tblPr>
-        <w:tblW w:type="dxa" w:w="8846"/>
+        <w:tblW w:type="dxa" w:w="9071"/>
         <w:tblBorders>
           <w:top w:val="single" w:color="auto" w:sz="4"/>
           <w:left w:val="single" w:color="auto" w:sz="4"/>
@@ -14298,7 +14298,7 @@
       <w:tblGrid>
         <w:gridCol w:w="600"/>
         <w:gridCol w:w="2700"/>
-        <w:gridCol w:w="5546"/>
+        <w:gridCol w:w="5771"/>
       </w:tblGrid>
       <w:tr>
         <w:trPr>
@@ -14377,7 +14377,7 @@
         </w:tc>
         <w:tc>
           <w:tcPr>
-            <w:tcW w:type="dxa" w:w="5546"/>
+            <w:tcW w:type="dxa" w:w="5771"/>
             <w:tcBorders>
               <w:top w:val="single" w:color="BFBFBF" w:sz="4"/>
               <w:left w:val="single" w:color="BFBFBF" w:sz="4"/>
@@ -14487,7 +14487,7 @@
         </w:tc>
         <w:tc>
           <w:tcPr>
-            <w:tcW w:type="dxa" w:w="5546"/>
+            <w:tcW w:type="dxa" w:w="5771"/>
             <w:tcBorders>
               <w:top w:val="single" w:color="BFBFBF" w:sz="4"/>
               <w:left w:val="single" w:color="BFBFBF" w:sz="4"/>
@@ -14597,7 +14597,7 @@
         </w:tc>
         <w:tc>
           <w:tcPr>
-            <w:tcW w:type="dxa" w:w="5546"/>
+            <w:tcW w:type="dxa" w:w="5771"/>
             <w:tcBorders>
               <w:top w:val="single" w:color="BFBFBF" w:sz="4"/>
               <w:left w:val="single" w:color="BFBFBF" w:sz="4"/>
@@ -14707,7 +14707,7 @@
         </w:tc>
         <w:tc>
           <w:tcPr>
-            <w:tcW w:type="dxa" w:w="5546"/>
+            <w:tcW w:type="dxa" w:w="5771"/>
             <w:tcBorders>
               <w:top w:val="single" w:color="BFBFBF" w:sz="4"/>
               <w:left w:val="single" w:color="BFBFBF" w:sz="4"/>
@@ -14817,7 +14817,7 @@
         </w:tc>
         <w:tc>
           <w:tcPr>
-            <w:tcW w:type="dxa" w:w="5546"/>
+            <w:tcW w:type="dxa" w:w="5771"/>
             <w:tcBorders>
               <w:top w:val="single" w:color="BFBFBF" w:sz="4"/>
               <w:left w:val="single" w:color="BFBFBF" w:sz="4"/>
@@ -14927,7 +14927,7 @@
         </w:tc>
         <w:tc>
           <w:tcPr>
-            <w:tcW w:type="dxa" w:w="5546"/>
+            <w:tcW w:type="dxa" w:w="5771"/>
             <w:tcBorders>
               <w:top w:val="single" w:color="BFBFBF" w:sz="4"/>
               <w:left w:val="single" w:color="BFBFBF" w:sz="4"/>
@@ -14984,7 +14984,7 @@
     </w:p>
     <w:tbl>
       <w:tblPr>
-        <w:tblW w:type="dxa" w:w="8846"/>
+        <w:tblW w:type="dxa" w:w="9071"/>
         <w:tblBorders>
           <w:top w:val="single" w:color="auto" w:sz="4"/>
           <w:left w:val="single" w:color="auto" w:sz="4"/>
@@ -14997,7 +14997,7 @@
       <w:tblGrid>
         <w:gridCol w:w="600"/>
         <w:gridCol w:w="2200"/>
-        <w:gridCol w:w="6046"/>
+        <w:gridCol w:w="6271"/>
       </w:tblGrid>
       <w:tr>
         <w:trPr>
@@ -15076,7 +15076,7 @@
         </w:tc>
         <w:tc>
           <w:tcPr>
-            <w:tcW w:type="dxa" w:w="6046"/>
+            <w:tcW w:type="dxa" w:w="6271"/>
             <w:tcBorders>
               <w:top w:val="single" w:color="BFBFBF" w:sz="4"/>
               <w:left w:val="single" w:color="BFBFBF" w:sz="4"/>
@@ -15186,7 +15186,7 @@
         </w:tc>
         <w:tc>
           <w:tcPr>
-            <w:tcW w:type="dxa" w:w="6046"/>
+            <w:tcW w:type="dxa" w:w="6271"/>
             <w:tcBorders>
               <w:top w:val="single" w:color="BFBFBF" w:sz="4"/>
               <w:left w:val="single" w:color="BFBFBF" w:sz="4"/>
@@ -15296,7 +15296,7 @@
         </w:tc>
         <w:tc>
           <w:tcPr>
-            <w:tcW w:type="dxa" w:w="6046"/>
+            <w:tcW w:type="dxa" w:w="6271"/>
             <w:tcBorders>
               <w:top w:val="single" w:color="BFBFBF" w:sz="4"/>
               <w:left w:val="single" w:color="BFBFBF" w:sz="4"/>
@@ -15406,7 +15406,7 @@
         </w:tc>
         <w:tc>
           <w:tcPr>
-            <w:tcW w:type="dxa" w:w="6046"/>
+            <w:tcW w:type="dxa" w:w="6271"/>
             <w:tcBorders>
               <w:top w:val="single" w:color="BFBFBF" w:sz="4"/>
               <w:left w:val="single" w:color="BFBFBF" w:sz="4"/>
@@ -15516,7 +15516,7 @@
         </w:tc>
         <w:tc>
           <w:tcPr>
-            <w:tcW w:type="dxa" w:w="6046"/>
+            <w:tcW w:type="dxa" w:w="6271"/>
             <w:tcBorders>
               <w:top w:val="single" w:color="BFBFBF" w:sz="4"/>
               <w:left w:val="single" w:color="BFBFBF" w:sz="4"/>
@@ -15626,7 +15626,7 @@
         </w:tc>
         <w:tc>
           <w:tcPr>
-            <w:tcW w:type="dxa" w:w="6046"/>
+            <w:tcW w:type="dxa" w:w="6271"/>
             <w:tcBorders>
               <w:top w:val="single" w:color="BFBFBF" w:sz="4"/>
               <w:left w:val="single" w:color="BFBFBF" w:sz="4"/>
@@ -15736,7 +15736,7 @@
         </w:tc>
         <w:tc>
           <w:tcPr>
-            <w:tcW w:type="dxa" w:w="6046"/>
+            <w:tcW w:type="dxa" w:w="6271"/>
             <w:tcBorders>
               <w:top w:val="single" w:color="BFBFBF" w:sz="4"/>
               <w:left w:val="single" w:color="BFBFBF" w:sz="4"/>
@@ -15914,7 +15914,7 @@
     </w:p>
     <w:tbl>
       <w:tblPr>
-        <w:tblW w:type="dxa" w:w="8846"/>
+        <w:tblW w:type="dxa" w:w="9071"/>
         <w:tblBorders>
           <w:top w:val="single" w:color="auto" w:sz="4"/>
           <w:left w:val="single" w:color="auto" w:sz="4"/>
@@ -15927,7 +15927,7 @@
       <w:tblGrid>
         <w:gridCol w:w="2500"/>
         <w:gridCol w:w="1900"/>
-        <w:gridCol w:w="4446"/>
+        <w:gridCol w:w="4671"/>
       </w:tblGrid>
       <w:tr>
         <w:trPr>
@@ -16006,7 +16006,7 @@
         </w:tc>
         <w:tc>
           <w:tcPr>
-            <w:tcW w:type="dxa" w:w="4446"/>
+            <w:tcW w:type="dxa" w:w="4671"/>
             <w:tcBorders>
               <w:top w:val="single" w:color="BFBFBF" w:sz="4"/>
               <w:left w:val="single" w:color="BFBFBF" w:sz="4"/>
@@ -16116,7 +16116,7 @@
         </w:tc>
         <w:tc>
           <w:tcPr>
-            <w:tcW w:type="dxa" w:w="4446"/>
+            <w:tcW w:type="dxa" w:w="4671"/>
             <w:tcBorders>
               <w:top w:val="single" w:color="BFBFBF" w:sz="4"/>
               <w:left w:val="single" w:color="BFBFBF" w:sz="4"/>
@@ -16226,7 +16226,7 @@
         </w:tc>
         <w:tc>
           <w:tcPr>
-            <w:tcW w:type="dxa" w:w="4446"/>
+            <w:tcW w:type="dxa" w:w="4671"/>
             <w:tcBorders>
               <w:top w:val="single" w:color="BFBFBF" w:sz="4"/>
               <w:left w:val="single" w:color="BFBFBF" w:sz="4"/>
@@ -16336,7 +16336,7 @@
         </w:tc>
         <w:tc>
           <w:tcPr>
-            <w:tcW w:type="dxa" w:w="4446"/>
+            <w:tcW w:type="dxa" w:w="4671"/>
             <w:tcBorders>
               <w:top w:val="single" w:color="BFBFBF" w:sz="4"/>
               <w:left w:val="single" w:color="BFBFBF" w:sz="4"/>
@@ -16446,7 +16446,7 @@
         </w:tc>
         <w:tc>
           <w:tcPr>
-            <w:tcW w:type="dxa" w:w="4446"/>
+            <w:tcW w:type="dxa" w:w="4671"/>
             <w:tcBorders>
               <w:top w:val="single" w:color="BFBFBF" w:sz="4"/>
               <w:left w:val="single" w:color="BFBFBF" w:sz="4"/>
@@ -16556,7 +16556,7 @@
         </w:tc>
         <w:tc>
           <w:tcPr>
-            <w:tcW w:type="dxa" w:w="4446"/>
+            <w:tcW w:type="dxa" w:w="4671"/>
             <w:tcBorders>
               <w:top w:val="single" w:color="BFBFBF" w:sz="4"/>
               <w:left w:val="single" w:color="BFBFBF" w:sz="4"/>
@@ -16666,7 +16666,7 @@
         </w:tc>
         <w:tc>
           <w:tcPr>
-            <w:tcW w:type="dxa" w:w="4446"/>
+            <w:tcW w:type="dxa" w:w="4671"/>
             <w:tcBorders>
               <w:top w:val="single" w:color="BFBFBF" w:sz="4"/>
               <w:left w:val="single" w:color="BFBFBF" w:sz="4"/>
@@ -16751,7 +16751,7 @@
       <w:headerReference w:type="default" r:id="rId7"/>
       <w:footerReference w:type="default" r:id="rId8"/>
       <w:pgSz w:w="11906" w:h="16838" w:orient="portrait"/>
-      <w:pgMar w:top="1440" w:right="1260" w:bottom="1440" w:left="1800" w:header="708" w:footer="708" w:gutter="0"/>
+      <w:pgMar w:top="1134" w:right="1134" w:bottom="1134" w:left="1701" w:header="708" w:footer="708" w:gutter="0"/>
       <w:pgNumType/>
       <w:docGrid w:linePitch="360"/>
     </w:sectPr>
